--- a/paper/rebuttal_round8.docx
+++ b/paper/rebuttal_round8.docx
@@ -63,7 +63,7 @@
         <w:t xml:space="preserve">Revised:</w:t>
       </w:r>
       <w:r>
-        <w:t xml:space="preserve"> manuscript revision 8 and release 2.9.1 (the commit accompanying this letter, tag v2.9.1). No simulated result changed. Every result was produced by 2.9.0, and 2.9.1 runs the same code: it changes comments, documentation and the manuscript only (results/code_identity.md). Section, table and figure numbers refer to revision 8. Where the reviewer's revision 7 table numbers are quoted, the revision 8 number follows ('now Table n'). Revision 7's reference 22, the software, is reference 23 in revision 8.</w:t>
+        <w:t xml:space="preserve"> manuscript revision 8 (the commit accompanying this letter) and release 2.9.1 (tag v2.9.1). No simulated result changed. Every result was produced by 2.9.0, and 2.9.1 runs the same code: it changes comments, documentation and the manuscript only (results/code_identity.md). Section, table and figure numbers refer to revision 8. Where the reviewer's revision 7 table numbers are quoted, the revision 8 number follows ('now Table n'). Revision 7's reference 22, the software, is reference 23 in revision 8.</w:t>
       </w:r>
     </w:p>
     <w:p>
@@ -94,7 +94,7 @@
         <w:t xml:space="preserve">Manuscript.</w:t>
       </w:r>
       <w:r>
-        <w:t xml:space="preserve"> Revision 8 has 7,996 words from the title to the references inclusive (7,953 by a whitespace count) and 24 pages in the review format. Its scope, studies and claims are those of revision 7, and it has no highlights page.</w:t>
+        <w:t xml:space="preserve"> Revision 8 has 7,997 words from the title to the references inclusive (7,943 by a whitespace count) and 25 pages in the review format. Its scope, studies and claims are those of revision 7, and it has no highlights page.</w:t>
       </w:r>
     </w:p>
     <w:tbl>
@@ -492,7 +492,7 @@
                 <w:sz w:val="18"/>
                 <w:szCs w:val="18"/>
               </w:rPr>
-              <w:t xml:space="preserve">Floats, Figure 3, Tables 8 and 9 and the Figure 1 key are done (Section 6 of this letter). The incident material is removed (M10). Reference 23 cites the immutable commit; the affiliation, tags and release are completed by the author at resubmission.</w:t>
+              <w:t xml:space="preserve">Floats, Figure 3, Tables 8 and 9 and the Figure 1 key are done (Section 6 of this letter). The incident material is removed (M10). Reference 23 cites the immutable commit, the affiliation is complete and the tags are public; the release is published with the resubmission.</w:t>
             </w:r>
           </w:p>
         </w:tc>
@@ -720,7 +720,7 @@
         <w:spacing w:after="120"/>
       </w:pPr>
       <w:r>
-        <w:t xml:space="preserve">The abstract and the conclusion now give both counts and the expression behind each (Q1, Q2). Abstract: 'For attacks of up to an hour, unfitted estimates whose crossing is algebraic, not a measured switching point, ordered the policies' mean leakage in 18 of 18 decisive boundary cells with the counter's cold-start bound and 17 with its warm-start bound: the counter loses its advantage against paced or widely spread pumpers.' Conclusion: 'Within an hour, unfitted estimates ordered the policies' mean leakage in 18 of 18 decisive boundary cells with the cold-start bound and 17 with the warm-start bound, missing a near tie; the crossing is algebraic, not a measured switching point.'</w:t>
+        <w:t xml:space="preserve">The abstract and the conclusion now give both counts and the expression behind each (Q1, Q2). Abstract: 'For attacks of up to an hour, unfitted estimates whose crossing is algebraic, not a measured switching point, ordered the policies' mean leakage in 18 of 18 decisive boundary cells with the counter's cold-start bound and 17 with its warm-start bound: the counter loses its advantage against paced or widely spread pumpers.' Conclusion: 'Within an hour, unfitted estimates ordered the policies' mean leakage in 18 of 18 decisive boundary cells with the cold-start bound and 17 with the warm-start bound, missing a near tie; the crossing was algebraic, not a measured switching point.'</w:t>
       </w:r>
     </w:p>
     <w:p>
@@ -793,7 +793,7 @@
         <w:spacing w:after="120"/>
       </w:pPr>
       <w:r>
-        <w:t xml:space="preserve">Agreed, and nothing in revision 8 widens the claims. Every cost claim is stated for simulated users (abstract: 'at little cost to simulated users'; Section 6: results for returning users 'describe trusted identities only'). Section 7.1 gives the model rule behind each contained attack (the datacenter attacker 'scores in the challenge tier and declines challenges'; 'Step 5 refuses the premium range'). The limitations list the generator's favourable assumptions, and Section 8 calls the combined policy 'a hypothesis for real traffic, not a recommendation'. The limitations still end with 'Replaying real traffic is the experiment this paper most needs.'</w:t>
+        <w:t xml:space="preserve">Agreed, and nothing in revision 8 widens the claims. Every cost claim is stated for simulated users (abstract: 'at a low cost to simulated users'; Section 6: results for returning users 'describe trusted identities only'). Section 7.1 gives the model rule behind each contained attack (the datacenter attacker 'scores in the challenge tier and declines challenges'; 'Step 5 refuses the premium range'). The limitations list the generator's favourable assumptions, and Section 8 calls the combined policy 'a hypothesis for real traffic, not a recommendation'. The limitations still end with 'Replaying real traffic is the experiment this paper most needs.'</w:t>
       </w:r>
     </w:p>
     <w:p>
@@ -988,7 +988,7 @@
         <w:spacing w:after="120"/>
       </w:pPr>
       <w:r>
-        <w:t xml:space="preserve">We checked each statement that Section 7.6 draws from the four-carrier table against the per-carrier values (results/round5_analyses.md). Two needed qualifying. Counter and tests together leak least in the sum, but against the instant verifier the tuned sequential setting leaks less (22 against 28); Section 7.6 now reads 'Counter and tests together, explored outside the frozen claims, leaked least summed over the four carriers but not against the instant verifier (28; T300, c0: 22), …'. The degradation range '5 to 9 points' was a carrier average; it now reads 'every evaluated policy still left those users 5 to 9 points worse off on average (2 to 12 per carrier; 8 with none)', and the conclusion that 'none shields a block an attacker shares' holds for every carrier. The human-like carrier's exception to the counter's gain was already stated ('with the human-like carrier alone it cost them 1.9'). The caption of the attacked-service table (now Table 8) adds that the sum 'can hide a carrier on which a policy loses (per carrier: artifact)'. The limitations keep 'Close rankings rest on ten or fewer seeds, and costs that round to zero are not shown equivalent.'</w:t>
+        <w:t xml:space="preserve">We checked each statement that Section 7.6 draws from the four-carrier table against the per-carrier values (results/round5_analyses.md). Two needed qualifying. Counter and tests together leak least in the sum, but against the instant verifier the tuned sequential setting leaks less (22 against 28); Section 7.6 now reads 'Counter and tests together, explored outside the frozen claims, leaked least summed over the four carriers but not against the instant verifier (28; T300, c0: 22), …'. The degradation range '5 to 9 points' was a carrier average; it now reads 'every evaluated policy left those users 5 to 9 points worse off on average (2 to 12 per carrier; 8 with none)', and the conclusion that 'none shields a block an attacker shares' holds for every carrier. The human-like carrier's exception to the counter's gain was already stated ('with the human-like carrier alone, it cost them 1.9'). The caption of the attacked-service table (now Table 8) adds that the sum 'can hide a carrier on which a policy loses (per carrier: artifact)'. The limitations keep 'Close rankings rest on ten or fewer seeds, and costs that round to zero are not shown equivalent.'</w:t>
       </w:r>
     </w:p>
     <w:p>
@@ -1053,7 +1053,7 @@
         <w:spacing w:after="120"/>
       </w:pPr>
       <w:r>
-        <w:t xml:space="preserve">The reviewer is right, and the inference matches the code: _transition commits a send's transition with store.update and only then calls _apply, so an instance paused between the two steps can apply an earlier transition after another instance has applied a later one on the same block. Section 4.2 now reads: 'Simulated runs apply events in time order; concurrent live instances may not, since a transition is committed before its effects apply, so the same dependence holds live unless a block's effects are serialized.'</w:t>
+        <w:t xml:space="preserve">The reviewer is right, and the inference matches the code: _transition commits a send's transition with store.update and only then calls _apply, so an instance paused between the two steps can apply an earlier transition after another instance has applied a later one on the same block. Section 4.2 now reads: 'Simulated runs apply events in time order, but concurrent live instances may not, because a transition is committed before its effects apply; thus, the same dependence holds live unless a block's effects are serialized.'</w:t>
       </w:r>
     </w:p>
     <w:p>
@@ -1126,7 +1126,7 @@
         <w:spacing w:after="120"/>
       </w:pPr>
       <w:r>
-        <w:t xml:space="preserve">Agreed. Section 6 now says that release 2.9.0 'follows Redis in every rule compared, checked by differential tests', rather than that it keeps state as Redis does in general. It keeps 'The implementation is a research prototype', 'Step 11 is still not one transaction', and the scope of the real-Redis tests ('specific interleavings of two instances, not all'). We make no production-correctness claim.</w:t>
+        <w:t xml:space="preserve">Agreed. Section 6 now says that release 2.9.0 'follows Redis in every rule compared, checked by differential tests', rather than that it keeps state as Redis does in general. It keeps 'The implementation was a research prototype', 'Step 11 was still not one transaction', and the scope of the real-Redis tests ('specific interleavings of two instances, not all'). We make no production-correctness claim.</w:t>
       </w:r>
     </w:p>
     <w:p>
@@ -1191,7 +1191,7 @@
         <w:spacing w:after="120"/>
       </w:pPr>
       <w:r>
-        <w:t xml:space="preserve">We kept that wording: 'These scripted adaptations' leakages are not bounds' (Section 7.8), 'break-even shares for scripted attackers under assumed prices, not bounds or criminal profit', and the heuristic limited to 'pumpers that solve no challenge and hold no exemption' (Section 8). No attack profile was added.</w:t>
+        <w:t xml:space="preserve">We kept that wording: 'The leakages of these scripted adaptations are not bounds' (Section 7.8), 'break-even shares for scripted attackers under assumed prices, not bounds or criminal profit', and the heuristic limited to 'pumpers that solve no challenge and hold no exemption' (Section 8). No attack profile was added.</w:t>
       </w:r>
     </w:p>
     <w:p>
@@ -1256,7 +1256,7 @@
         <w:spacing w:after="120"/>
       </w:pPr>
       <w:r>
-        <w:t xml:space="preserve">The restriction to the implemented policies stays in Section 7.6 ('we rank only the implemented policies'), and Section 8 still lists tuned token buckets, other sequential statistics, per-client quotas within a block, carrier spend ceilings and bounded exemptions as outside the evaluation. The 2026 prefix/window paper is now positioned in Section 2 (Section 5 of this letter); no experiment was added.</w:t>
+        <w:t xml:space="preserve">The restriction to the implemented policies stays in Section 7.6 ('we ranked only the implemented policies'), and Section 8 still lists tuned token buckets, other sequential statistics, per-client quotas within a block, carrier spend ceilings and bounded exemptions as outside the evaluation. The 2026 prefix/window paper is now positioned in Section 2 (Section 5 of this letter); no experiment was added.</w:t>
       </w:r>
     </w:p>
     <w:p>
@@ -1299,7 +1299,7 @@
           <w:bCs/>
           <w:color w:val="1E6B3A"/>
         </w:rPr>
-        <w:t xml:space="preserve">Done for the incident and the citation; affiliation, tags and release completed by the author at resubmission</w:t>
+        <w:t xml:space="preserve">Done: incident removed, affiliation, citation and tags complete; release published with the resubmission</w:t>
       </w:r>
     </w:p>
     <w:p>
@@ -1328,7 +1328,7 @@
         <w:t xml:space="preserve">Incident material removed.</w:t>
       </w:r>
       <w:r>
-        <w:t xml:space="preserve"> We took the reviewer's second option. Section 3 is now 'Baseline and threat model'. It describes v1 by its seven controls and its bulk and test paths, and Table 1, without a Source column, 'lists eight assumptions behind these rules and how an attacker within the threat model below breaks each; the gaps follow from the rules, not observed abuse'. The introduction now reads 'We study the defences of a registration flow: a baseline of seven controls (v1) and a twelve-step redesign …' and contributes 'an analysis of eight gaps in the baseline'. No result depended on the incident, so no number changed. In the repository, the problem statement, README and ethics notes no longer describe an incident, and the original incident write-up (docs/original/problem_statement.pdf) is removed from the tree.</w:t>
+        <w:t xml:space="preserve"> We took the reviewer's second option. Section 3 is now 'Baseline and threat model'. It describes v1 by its seven controls and its bulk and test paths, and Table 1, without a Source column, 'lists eight assumptions behind these rules and how an attacker within the threat model breaks each; the gaps follow from the rules, not observed abuse'. The introduction now reads 'We study the defenses of a registration flow: a baseline of seven controls (v1) and a twelve-step redesign …' and contributes 'an analysis of eight gaps in the baseline'. No result depended on the incident, so no number changed. In the repository, the problem statement, README and ethics notes no longer describe an incident, and the original incident write-up (docs/original/problem_statement.pdf) is removed from the tree.</w:t>
       </w:r>
     </w:p>
     <w:p>
@@ -1343,7 +1343,7 @@
         <w:t xml:space="preserve">Release and submission items.</w:t>
       </w:r>
       <w:r>
-        <w:t xml:space="preserve"> Reference 23 (revision 7's 22) now cites release 2.9.1 (tag v2.9.1) and the commit that produced every result, 9af3100 (release 2.9.0), so the results are identified by an immutable commit whether or not a tag is present. The author completes the remaining items at resubmission: the title-page affiliation, the tags v2.9.0 and v2.9.1 with a GitHub release carrying results/CHECKSUMS.sha256, and the highlights, which are supplied as a separate file (paper/highlights.txt).</w:t>
+        <w:t xml:space="preserve"> Reference 23 (revision 7's 22) now cites release 2.9.1 (tag v2.9.1) and the commit that produced every result, 9af3100 (release 2.9.0), so the results are identified by an immutable commit whether or not a tag is present. The title page now carries the affiliation, the tags v2.9.0 and v2.9.1 are public, and the highlights are supplied as a separate file (paper/highlights.txt). The GitHub release carrying results/CHECKSUMS.sha256 is published by the author with this resubmission.</w:t>
       </w:r>
     </w:p>
     <w:p>
@@ -1666,7 +1666,7 @@
                 <w:sz w:val="18"/>
                 <w:szCs w:val="18"/>
               </w:rPr>
-              <w:t xml:space="preserve">Within an hour, unfitted estimates ordered the policies' mean leakage in 18 of 18 decisive boundary cells with the cold-start bound and 17 with the warm-start bound, missing a near tie; the crossing is algebraic, not a measured switching point.</w:t>
+              <w:t xml:space="preserve">Within an hour, unfitted estimates ordered the policies' mean leakage in 18 of 18 decisive boundary cells with the cold-start bound and 17 with the warm-start bound, missing a near tie; the crossing was algebraic, not a measured switching point.</w:t>
             </w:r>
           </w:p>
         </w:tc>
@@ -1850,7 +1850,7 @@
                 <w:sz w:val="18"/>
                 <w:szCs w:val="18"/>
               </w:rPr>
-              <w:t xml:space="preserve">Simulated runs apply events in time order; concurrent live instances may not, since a transition is committed before its effects apply, so the same dependence holds live unless a block's effects are serialized.</w:t>
+              <w:t xml:space="preserve">Simulated runs apply events in time order, but concurrent live instances may not, because a transition is committed before its effects apply; thus, the same dependence holds live unless a block's effects are serialized.</w:t>
             </w:r>
           </w:p>
         </w:tc>
@@ -1942,7 +1942,7 @@
                 <w:sz w:val="18"/>
                 <w:szCs w:val="18"/>
               </w:rPr>
-              <w:t xml:space="preserve">… while the carrier verifying 60% with human-like delay is contained in none of ten twenty-minute runs: its first verdict comes at minute 11.6 on average and 452 messages leak; in an hour 1 067 leak and two of ten runs are contained, at minute 47.0 on average.</w:t>
+              <w:t xml:space="preserve">… while the carrier verifying 60% with human-like delay is contained in none of the ten 20-minute runs: its first verdict comes at minute 11.6 on average and 452 messages leak; in an hour, 1 067 leak and two of ten runs are contained, at minute 47.0 on average.</w:t>
             </w:r>
           </w:p>
         </w:tc>
@@ -2034,7 +2034,7 @@
                 <w:sz w:val="18"/>
                 <w:szCs w:val="18"/>
               </w:rPr>
-              <w:t xml:space="preserve">… against 2.8.0, total leakage changed in 855 of 17 964 comparable runs, but the principal selections, eligibility decisions and claim counts did not; one auxiliary setting (false alarms matched at unbounded credit) moved from T1000 to T300 under both protocols (artifact change report).</w:t>
+              <w:t xml:space="preserve">… against 2.8.0, total leakage changed in 855 of 17 964 comparable runs, but the principal selections, eligibility decisions, and claim counts did not; one auxiliary setting (false alarms matched at unbounded credit) moved from T1000 to T300 under both protocols (artifact change report).</w:t>
             </w:r>
           </w:p>
         </w:tc>
@@ -2478,7 +2478,7 @@
         <w:t xml:space="preserve">Table order.</w:t>
       </w:r>
       <w:r>
-        <w:t xml:space="preserve"> The attacker-profile table (now Table 3) was a fixed-position float; it is now a top float like its neighbours. In the compiled PDF, Tables 1 to 9 appear in order on pages 4, 5, 10, 11, 12, 13, 16, 16 and 17, which we checked page by page.</w:t>
+        <w:t xml:space="preserve"> The attacker-profile table (now Table 3) was a fixed-position float; it is now a top float like its neighbours. In the compiled PDF, Tables 1 to 9 appear in order on pages 4, 5, 10, 11, 12, 13, 16, 17 and 17, which we checked page by page.</w:t>
       </w:r>
     </w:p>
     <w:p>
@@ -2558,7 +2558,7 @@
         <w:t xml:space="preserve">The boundary narrative.</w:t>
       </w:r>
       <w:r>
-        <w:t xml:space="preserve"> Tables 8 and 9 are now set before the boundary discussion. The boundary paragraph, including the 18/18 and 17/18 results, the near-tie qualification and the algebraic-crossing statement, runs uninterrupted on page 17 below Table 9, and Figure 3 follows on page 18. The adaptive-attacker results (E3), which followed in the same paragraph, are now a paragraph of their own after the figure.</w:t>
+        <w:t xml:space="preserve"> Tables 8 and 9 are now set before the boundary discussion. The boundary paragraph, including the 18/18 and 17/18 results, the near-tie qualification and the algebraic-crossing statement, starts below Table 9 on page 17 and runs uninterrupted onto page 18, and Figure 3 follows on page 19. The adaptive-attacker results (E3), which followed in the same paragraph, are now a paragraph of their own after the figure.</w:t>
       </w:r>
     </w:p>
     <w:p>
@@ -2575,10 +2575,30 @@
           <w:b/>
           <w:bCs/>
         </w:rPr>
+        <w:t xml:space="preserve">Captions.</w:t>
+      </w:r>
+      <w:r>
+        <w:t xml:space="preserve"> Every table and figure caption now opens with a short title, followed by the description that the items above require (intervals, units, reference conditions, the log-scale axes and the key to Figure 1).</w:t>
+      </w:r>
+    </w:p>
+    <w:p>
+      <w:pPr>
+        <w:pStyle w:val="ListParagraph"/>
+        <w:numPr>
+          <w:ilvl w:val="0"/>
+          <w:numId w:val="2"/>
+        </w:numPr>
+        <w:spacing w:after="60"/>
+      </w:pPr>
+      <w:r>
+        <w:rPr>
+          <w:b/>
+          <w:bCs/>
+        </w:rPr>
         <w:t xml:space="preserve">Front matter.</w:t>
       </w:r>
       <w:r>
-        <w:t xml:space="preserve"> The title-page affiliation is completed by the author at resubmission (M10).</w:t>
+        <w:t xml:space="preserve"> The title page now carries the affiliation (M10).</w:t>
       </w:r>
     </w:p>
     <w:p>
@@ -2603,7 +2623,7 @@
         <w:t xml:space="preserve">Completed in this round:</w:t>
       </w:r>
       <w:r>
-        <w:t xml:space="preserve"> M1, M3 to M7, Q1 to Q6, the related-work paragraph, the removal of the incident material, the presentation items above, reference 23 with the immutable commit, and the highlights file. </w:t>
+        <w:t xml:space="preserve"> M1, M3 to M7, Q1 to Q6, the related-work paragraph, the removal of the incident material, the presentation items above, reference 23 with the immutable commit, the affiliation, the public tags, and the highlights file. </w:t>
       </w:r>
       <w:r>
         <w:rPr>
@@ -2613,7 +2633,7 @@
         <w:t xml:space="preserve">Completed by the author at resubmission:</w:t>
       </w:r>
       <w:r>
-        <w:t xml:space="preserve"> the affiliation, and the tags and GitHub release with the checksum manifest.</w:t>
+        <w:t xml:space="preserve"> the GitHub release with the checksum manifest.</w:t>
       </w:r>
     </w:p>
     <w:p>

--- a/paper/rebuttal_round8.docx
+++ b/paper/rebuttal_round8.docx
@@ -94,7 +94,7 @@
         <w:t xml:space="preserve">Manuscript.</w:t>
       </w:r>
       <w:r>
-        <w:t xml:space="preserve"> Revision 8 has 7,997 words from the title to the references inclusive (7,943 by a whitespace count) and 25 pages in the review format. Its scope, studies and claims are those of revision 7, and it has no highlights page.</w:t>
+        <w:t xml:space="preserve"> Revision 8 has 7,985 words from the title to the references inclusive (7,935 by a whitespace count) and 25 pages in the review format. Its scope, studies and claims are those of revision 7, and it has no highlights page.</w:t>
       </w:r>
     </w:p>
     <w:tbl>
@@ -988,7 +988,7 @@
         <w:spacing w:after="120"/>
       </w:pPr>
       <w:r>
-        <w:t xml:space="preserve">We checked each statement that Section 7.6 draws from the four-carrier table against the per-carrier values (results/round5_analyses.md). Two needed qualifying. Counter and tests together leak least in the sum, but against the instant verifier the tuned sequential setting leaks less (22 against 28); Section 7.6 now reads 'Counter and tests together, explored outside the frozen claims, leaked least summed over the four carriers but not against the instant verifier (28; T300, c0: 22), …'. The degradation range '5 to 9 points' was a carrier average; it now reads 'every evaluated policy left those users 5 to 9 points worse off on average (2 to 12 per carrier; 8 with none)', and the conclusion that 'none shields a block an attacker shares' holds for every carrier. The human-like carrier's exception to the counter's gain was already stated ('with the human-like carrier alone, it cost them 1.9'). The caption of the attacked-service table (now Table 8) adds that the sum 'can hide a carrier on which a policy loses (per carrier: artifact)'. The limitations keep 'Close rankings rest on ten or fewer seeds, and costs that round to zero are not shown equivalent.'</w:t>
+        <w:t xml:space="preserve">We checked each statement that Section 7.6 draws from the four-carrier table against the per-carrier values (results/round5_analyses.md). Two needed qualifying. Counter and tests together leak least in the sum, but against the instant verifier the tuned sequential setting leaks less (22 against 28); Section 7.6 now reads 'Counter and tests together, explored outside the frozen claims, leaked least summed over the four carriers but not against the instant verifier (28; T300, c0: 22), …'. The degradation range '5 to 9 points' was a carrier average; it now reads 'every evaluated policy left those users 5 to 9 points worse off on average (2 to 12 per carrier; 8 with none)', and the conclusion that 'none shields a block an attacker shares' holds for every carrier. The human-like carrier's exception to the counter's gain was already stated ('with the human-like carrier alone, it cost them 1.9'). The paragraph that introduces the attacked-service table (now Table 8) adds that the sum 'can hide a carrier on which a policy loses (per carrier: artifact)'. The limitations keep 'Close rankings rest on ten or fewer seeds, and costs that round to zero are not shown equivalent.'</w:t>
       </w:r>
     </w:p>
     <w:p>
@@ -1003,7 +1003,7 @@
         <w:t xml:space="preserve">Where:</w:t>
       </w:r>
       <w:r>
-        <w:t xml:space="preserve"> Manuscript Section 7.6, Table 8 caption, Section 8; results/round5_analyses.md (per carrier).</w:t>
+        <w:t xml:space="preserve"> Manuscript Section 7.6 (the text introducing Table 8), Section 8; results/round5_analyses.md (per carrier).</w:t>
       </w:r>
     </w:p>
     <w:p>
@@ -2478,7 +2478,7 @@
         <w:t xml:space="preserve">Table order.</w:t>
       </w:r>
       <w:r>
-        <w:t xml:space="preserve"> The attacker-profile table (now Table 3) was a fixed-position float; it is now a top float like its neighbours. In the compiled PDF, Tables 1 to 9 appear in order on pages 4, 5, 10, 11, 12, 13, 16, 17 and 17, which we checked page by page.</w:t>
+        <w:t xml:space="preserve"> The attacker-profile table (now Table 3) was a fixed-position float; it is now a top float like its neighbours. In the compiled PDF, Tables 1 to 9 appear in order on pages 4, 5, 11, 11, 12, 13, 15, 16 and 16, and Figures 1 to 3 on pages 14, 15 and 19, which we checked page by page.</w:t>
       </w:r>
     </w:p>
     <w:p>
@@ -2498,7 +2498,7 @@
         <w:t xml:space="preserve">Figure 3.</w:t>
       </w:r>
       <w:r>
-        <w:t xml:space="preserve"> Redrawn to print at the full text width with larger text (8 to 9 pt as printed). Measurements have filled markers and solid or dashed lines; the estimates (Equations 2, 3 and 4) have hollow markers and dotted or dash-dot lines. The figure has two separate legends, one for measurements ('mean over five seeds, 95 % interval') and one for estimates, and every axis label says when the scale is logarithmic. The caption adds 'All horizontal axes and the vertical axes of (b, c) are logarithmic.' The warm-start curve is kept.</w:t>
+        <w:t xml:space="preserve"> Redrawn to print at the full text width with larger text (8 to 9 pt as printed). Measurements have filled markers and solid or dashed lines; the estimates (Equations 2, 3 and 4) have hollow markers and dotted or dash-dot lines. The figure has two separate legends, one for measurements ('mean over five seeds, 95 % interval') and one for estimates, and every axis label says when the scale is logarithmic. The text that introduces the figure adds 'All horizontal axes and the vertical axes of (b, c) are logarithmic'. The warm-start curve is kept.</w:t>
       </w:r>
     </w:p>
     <w:p>
@@ -2518,7 +2518,7 @@
         <w:t xml:space="preserve">Table 9 (now Tables 8 and 9).</w:t>
       </w:r>
       <w:r>
-        <w:t xml:space="preserve"> The pumper and the poisoner are two tables in larger type. The column headers carry the reference conditions ('Extra harm against attacked, no policy'; 'Degradation against attack-free, same policy'; 'Benign cost') and the cohorts ('all users (≈1,200)', 'attacked blocks (≈18)'). In Table 8 each interval sits under its mean; Table 9 has one interval column. The captions say which entries carry intervals: in Table 8, 'Brackets, on leakage and the attacked blocks only'; in Table 9, the all-user extra harm.</w:t>
+        <w:t xml:space="preserve"> The pumper and the poisoner are two tables in larger type. The column headers carry the reference conditions ('Extra harm against attacked, no policy'; 'Degradation against attack-free, same policy'; 'Benign cost') and the cohorts ('all users (≈1,200)', 'attacked blocks (≈18)'). In Table 8 each interval sits under its mean; Table 9 has one interval column. The paragraph that introduces both tables says which entries carry intervals: in Table 8, leakage and the attacked blocks; in Table 9, all users' extra harm.</w:t>
       </w:r>
     </w:p>
     <w:p>
@@ -2538,7 +2538,7 @@
         <w:t xml:space="preserve">Figure 1.</w:t>
       </w:r>
       <w:r>
-        <w:t xml:space="preserve"> The caption now says what the unlabelled points are: 'sequential settings matched to the default's false alarms at other credits (key: results/figure1_key.md)'. The new supplementary key lists every plotted setting with its completion, its summed leakage with interval and its roles in the selection. It names the auxiliary setting that changed in 2.9.0, T1000 cinf to T300 cinf, which is also identified in Section 6 (Q6).</w:t>
+        <w:t xml:space="preserve"> The text that introduces the figure now says what the unlabelled points are: 'sequential settings matched to the default's false alarms at other credits (key: results/figure1_key.md)'. The new supplementary key lists every plotted setting with its completion, its summed leakage with interval and its roles in the selection. It names the auxiliary setting that changed in 2.9.0, T1000 cinf to T300 cinf, which is also identified in Section 6 (Q6).</w:t>
       </w:r>
     </w:p>
     <w:p>
@@ -2558,7 +2558,7 @@
         <w:t xml:space="preserve">The boundary narrative.</w:t>
       </w:r>
       <w:r>
-        <w:t xml:space="preserve"> Tables 8 and 9 are now set before the boundary discussion. The boundary paragraph, including the 18/18 and 17/18 results, the near-tie qualification and the algebraic-crossing statement, starts below Table 9 on page 17 and runs uninterrupted onto page 18, and Figure 3 follows on page 19. The adaptive-attacker results (E3), which followed in the same paragraph, are now a paragraph of their own after the figure.</w:t>
+        <w:t xml:space="preserve"> Tables 8 and 9 are now set before the boundary discussion. The boundary paragraph, including the 18/18 and 17/18 results, the near-tie qualification and the algebraic-crossing statement, starts on page 17, after Tables 8 and 9 on page 16, and runs uninterrupted onto page 18, and Figure 3 follows on page 19. The adaptive-attacker results (E3), which followed in the same paragraph, are now a paragraph of their own after the figure.</w:t>
       </w:r>
     </w:p>
     <w:p>
@@ -2578,7 +2578,7 @@
         <w:t xml:space="preserve">Captions.</w:t>
       </w:r>
       <w:r>
-        <w:t xml:space="preserve"> Every table and figure caption now opens with a short title, followed by the description that the items above require (intervals, units, reference conditions, the log-scale axes and the key to Figure 1).</w:t>
+        <w:t xml:space="preserve"> Every table and figure caption is now a short title. The descriptions that the items above require (intervals, units, reference conditions, the log-scale axes, the key to Figure 1 and the abbreviations used in the tables) are stated in the text where each table or figure is first discussed.</w:t>
       </w:r>
     </w:p>
     <w:p>
@@ -2613,7 +2613,7 @@
         <w:t xml:space="preserve">Completed in the previous round, not repeated here:</w:t>
       </w:r>
       <w:r>
-        <w:t xml:space="preserve"> Figure 1's interval construction, Figure 2's caption, Table 5's attacker row (now Table 4) and the cohort definitions of the attacked-service table. </w:t>
+        <w:t xml:space="preserve"> Figure 1's interval construction, Figure 2's description (now stated in the text), Table 5's attacker row (now Table 4) and the cohort definitions of the attacked-service table. </w:t>
       </w:r>
       <w:r>
         <w:rPr>

--- a/paper/rebuttal_round8.docx
+++ b/paper/rebuttal_round8.docx
@@ -94,7 +94,7 @@
         <w:t xml:space="preserve">Manuscript.</w:t>
       </w:r>
       <w:r>
-        <w:t xml:space="preserve"> Revision 8 has 7,985 words from the title to the references inclusive (7,935 by a whitespace count) and 25 pages in the review format. Its scope, studies and claims are those of revision 7, and it has no highlights page.</w:t>
+        <w:t xml:space="preserve"> Revision 8 has 7,998 words from the title to the references inclusive (7,952 by a whitespace count) and 12 pages in the journal's two-column layout. Its scope, studies and claims are those of revision 7, and it has no highlights page.</w:t>
       </w:r>
     </w:p>
     <w:tbl>
@@ -662,7 +662,7 @@
         <w:t xml:space="preserve">Cold and warm bounds.</w:t>
       </w:r>
       <w:r>
-        <w:t xml:space="preserve"> Once the 7 exempt sends are set aside, the cold-start bound, Equation 3, holds on every run that starts cold (44 of 100), and the warm-start bound, Equation 4, holds on every run. The estimates order mean leakage in 18 of 18 decisive cells with the cold-start term and 17 of 18 with the warm-start term. The abstract, Section 7.6 and the conclusion now tell this qualified story, and the paper presents the twelve-step architecture as context for the destination comparison (Sections 7.1–7.4).</w:t>
+        <w:t xml:space="preserve"> Once the 7 exempt sends are set aside, the cold-start bound, Equation 3, holds on every run that starts cold (44 of 100), and the warm-start bound, Equation 4, holds on every run. The estimates order mean leakage in 18 of 18 decisive cells with the cold-start term and 17 of 18 with the warm-start term. The abstract, Section 6.6 and the conclusion now tell this qualified story, and the paper presents the twelve-step architecture as context for the destination comparison (Sections 6.1–6.4).</w:t>
       </w:r>
     </w:p>
     <w:p>
@@ -728,7 +728,7 @@
         <w:spacing w:after="120"/>
       </w:pPr>
       <w:r>
-        <w:t xml:space="preserve">Section 7.6 still reports the 30-block, 20-minute cell where the warm estimates differ by 0.8 messages and the measured difference is 6.6 [−27.2, 42.4]. It now places the exemption qualifier on both bounds, as the check computes them: 'Once 7 messages sent, exempt, to real users' trusted numbers are set aside, no counter run that started cold (44 of 100) exceeded Equation 3; three warm ones did, by 5 or 6 messages, and none exceeded Equation 4.' Two of those exempt sends are the seed-303 one-message excesses the reviewer identified (3 blocks, 25 against 24 and 73 against 72, one exempt send each; results/condition_check.md). We do not treat the missed cell as evidence against the estimates, and the paper does not call it one.</w:t>
+        <w:t xml:space="preserve">Section 6.6 still reports the 30-block, 20-minute cell where the warm estimates differ by 0.8 messages and the measured difference is 6.6 [−27.2, 42.4]. It now places the exemption qualifier on both bounds, as the check computes them: 'Once 7 messages sent, exempt, to real users' trusted numbers are set aside, no counter run that started cold (44 of 100) exceeded Equation 3; three warm ones did, by 5 or 6 messages, and none exceeded Equation 4.' Two of those exempt sends are the seed-303 one-message excesses the reviewer identified (3 blocks, 25 against 24 and 73 against 72, one exempt send each; results/condition_check.md). We do not treat the missed cell as evidence against the estimates, and the paper does not call it one.</w:t>
       </w:r>
     </w:p>
     <w:p>
@@ -743,7 +743,7 @@
         <w:t xml:space="preserve">Where:</w:t>
       </w:r>
       <w:r>
-        <w:t xml:space="preserve"> Manuscript abstract, Sections 7.6 and 9.</w:t>
+        <w:t xml:space="preserve"> Manuscript abstract, Sections 6.6 and 9.</w:t>
       </w:r>
     </w:p>
     <w:p>
@@ -793,7 +793,7 @@
         <w:spacing w:after="120"/>
       </w:pPr>
       <w:r>
-        <w:t xml:space="preserve">Agreed, and nothing in revision 8 widens the claims. Every cost claim is stated for simulated users (abstract: 'at a low cost to simulated users'; Section 6: results for returning users 'describe trusted identities only'). Section 7.1 gives the model rule behind each contained attack (the datacenter attacker 'scores in the challenge tier and declines challenges'; 'Step 5 refuses the premium range'). The limitations list the generator's favourable assumptions, and Section 8 calls the combined policy 'a hypothesis for real traffic, not a recommendation'. The limitations still end with 'Replaying real traffic is the experiment this paper most needs.'</w:t>
+        <w:t xml:space="preserve">Agreed, and nothing in revision 8 widens the claims. Every cost claim is stated for simulated users (abstract: 'at a low cost to simulated users'; Section 5.2: results for returning users 'describe trusted identities only'). Section 6.1 gives the model rule behind each contained attack (the datacenter attacker 'scores in the challenge tier and declines challenges'; 'Step 5 refuses the premium range'). The limitations list the generator's favourable assumptions, and Section 7 calls the combined policy 'a hypothesis for real traffic, not a recommendation'. The conclusion still names replaying real traffic as 'the experiment this paper most needs'.</w:t>
       </w:r>
     </w:p>
     <w:p>
@@ -808,7 +808,7 @@
         <w:t xml:space="preserve">Where:</w:t>
       </w:r>
       <w:r>
-        <w:t xml:space="preserve"> Manuscript abstract, Sections 6, 7.1 and 8.</w:t>
+        <w:t xml:space="preserve"> Manuscript abstract, Sections 5.2, 6.1, 7 and 8.</w:t>
       </w:r>
     </w:p>
     <w:p>
@@ -858,7 +858,7 @@
         <w:spacing w:after="120"/>
       </w:pPr>
       <w:r>
-        <w:t xml:space="preserve">The abstract now reads 'Under a second predeclared protocol on seeds and workloads held out from selection, …' (Q3). Section 6 keeps the chronology: the second protocol 'was written after the matched comparison had selected three counters and committed before its runs; six of its seed values had served other robustness points, never selection', and the rerun with 2.9.0 is reported there with its accounting.</w:t>
+        <w:t xml:space="preserve">The abstract now reads 'Under a second predeclared protocol on seeds and workloads held out from selection, …' (Q3). Section 5.3 keeps the chronology: the second protocol 'was written after the matched comparison had selected three counters and committed before its runs; six of its seed values had served other robustness points, never selection', and the rerun with 2.9.0 is reported there with its accounting.</w:t>
       </w:r>
     </w:p>
     <w:p>
@@ -873,7 +873,7 @@
         <w:t xml:space="preserve">Where:</w:t>
       </w:r>
       <w:r>
-        <w:t xml:space="preserve"> Manuscript abstract, Section 6.</w:t>
+        <w:t xml:space="preserve"> Manuscript abstract, Section 5.3.</w:t>
       </w:r>
     </w:p>
     <w:p>
@@ -923,7 +923,7 @@
         <w:spacing w:after="120"/>
       </w:pPr>
       <w:r>
-        <w:t xml:space="preserve">The limitations now say that selection used 'an unweighted sum of four scripted pumpers' leakage and a mean service target met on tuning seeds, which guarantees no service level elsewhere'. Both misses stay in Section 7.6: the selected sequential setting misses the first protocol's target by 0.18 points on seeds 0–9, and the 1,000-block counter falls 0.12 points below its target while passing the paired check. The instant-verifier exception is kept in the abstract ('all but 13 of 144 cells, all against an instantly verifying carrier') and in Section 7.6 ('against every attacker but the instant verifier (25, against 15 and 16)').</w:t>
+        <w:t xml:space="preserve">The limitations now say that selection used 'an unweighted sum of four scripted pumpers' leakage and a mean service target met on tuning seeds, which guarantees no service level elsewhere'. Both misses stay in Section 6.6: the selected sequential setting misses the first protocol's target by 0.18 points on seeds 0–9, and the 1,000-block counter falls 0.12 points below its target while passing the paired check. The instant-verifier exception is kept in the abstract ('all but 13 of 144 cells, all against an instantly verifying carrier') and in Section 6.6 ('against every attacker but the instant verifier (25, against 15 and 16)').</w:t>
       </w:r>
     </w:p>
     <w:p>
@@ -938,7 +938,7 @@
         <w:t xml:space="preserve">Where:</w:t>
       </w:r>
       <w:r>
-        <w:t xml:space="preserve"> Manuscript Sections 7.6 and 8.</w:t>
+        <w:t xml:space="preserve"> Manuscript Sections 6.6 and 8.</w:t>
       </w:r>
     </w:p>
     <w:p>
@@ -988,7 +988,7 @@
         <w:spacing w:after="120"/>
       </w:pPr>
       <w:r>
-        <w:t xml:space="preserve">We checked each statement that Section 7.6 draws from the four-carrier table against the per-carrier values (results/round5_analyses.md). Two needed qualifying. Counter and tests together leak least in the sum, but against the instant verifier the tuned sequential setting leaks less (22 against 28); Section 7.6 now reads 'Counter and tests together, explored outside the frozen claims, leaked least summed over the four carriers but not against the instant verifier (28; T300, c0: 22), …'. The degradation range '5 to 9 points' was a carrier average; it now reads 'every evaluated policy left those users 5 to 9 points worse off on average (2 to 12 per carrier; 8 with none)', and the conclusion that 'none shields a block an attacker shares' holds for every carrier. The human-like carrier's exception to the counter's gain was already stated ('with the human-like carrier alone, it cost them 1.9'). The paragraph that introduces the attacked-service table (now Table 8) adds that the sum 'can hide a carrier on which a policy loses (per carrier: artifact)'. The limitations keep 'Close rankings rest on ten or fewer seeds, and costs that round to zero are not shown equivalent.'</w:t>
+        <w:t xml:space="preserve">We checked each statement that Section 6.6 draws from the four-carrier table against the per-carrier values (results/round5_analyses.md). Two needed qualifying. Counter and tests together leak least in the sum, but against the instant verifier the tuned sequential setting leaks less (22 against 28); Section 6.6 now reads 'Counter and tests together, explored outside the frozen claims, leaked least summed over the four carriers but not against the instant verifier (28; T300, c0: 22), …'. The degradation range '5 to 9 points' was a carrier average; it now reads 'every evaluated policy left those users 5 to 9 points worse off on average (2 to 12 per carrier; 8 with none)', and the conclusion that 'none shields a block an attacker shares' holds for every carrier. The human-like carrier's exception to the counter's gain was already stated ('with the human-like carrier alone, it cost them 1.9'). The paragraph that introduces the attacked-service table (now Table 8) adds that the sum 'can hide a carrier on which a policy loses (per carrier: artifact)'. The limitations keep 'Close rankings rest on ten or fewer seeds, and costs that round to zero are not shown equivalent.'</w:t>
       </w:r>
     </w:p>
     <w:p>
@@ -1003,7 +1003,7 @@
         <w:t xml:space="preserve">Where:</w:t>
       </w:r>
       <w:r>
-        <w:t xml:space="preserve"> Manuscript Section 7.6 (the text introducing Table 8), Section 8; results/round5_analyses.md (per carrier).</w:t>
+        <w:t xml:space="preserve"> Manuscript Section 6.6 (the text introducing Table 8), Section 8; results/round5_analyses.md (per carrier).</w:t>
       </w:r>
     </w:p>
     <w:p>
@@ -1126,7 +1126,7 @@
         <w:spacing w:after="120"/>
       </w:pPr>
       <w:r>
-        <w:t xml:space="preserve">Agreed. Section 6 now says that release 2.9.0 'follows Redis in every rule compared, checked by differential tests', rather than that it keeps state as Redis does in general. It keeps 'The implementation was a research prototype', 'Step 11 was still not one transaction', and the scope of the real-Redis tests ('specific interleavings of two instances, not all'). We make no production-correctness claim.</w:t>
+        <w:t xml:space="preserve">Agreed. Section 5.1 now says that release 2.9.0 'follows Redis in every rule compared, checked by differential tests', rather than that it keeps state as Redis does in general. It keeps 'The implementation was a research prototype', 'Step 11 was still not one transaction', and the scope of the real-Redis tests ('specific interleavings of two instances, not all'). We make no production-correctness claim.</w:t>
       </w:r>
     </w:p>
     <w:p>
@@ -1141,7 +1141,7 @@
         <w:t xml:space="preserve">Where:</w:t>
       </w:r>
       <w:r>
-        <w:t xml:space="preserve"> Manuscript Section 6.</w:t>
+        <w:t xml:space="preserve"> Manuscript Section 5.1.</w:t>
       </w:r>
     </w:p>
     <w:p>
@@ -1191,7 +1191,7 @@
         <w:spacing w:after="120"/>
       </w:pPr>
       <w:r>
-        <w:t xml:space="preserve">We kept that wording: 'The leakages of these scripted adaptations are not bounds' (Section 7.8), 'break-even shares for scripted attackers under assumed prices, not bounds or criminal profit', and the heuristic limited to 'pumpers that solve no challenge and hold no exemption' (Section 8). No attack profile was added.</w:t>
+        <w:t xml:space="preserve">We kept that wording: 'The leakages of these scripted adaptations are not bounds' (Section 6.8), 'break-even shares for scripted attackers under assumed prices, not bounds or criminal profit', and the heuristic limited to 'pumpers that solve no challenge and hold no exemption' (Section 7). No attack profile was added.</w:t>
       </w:r>
     </w:p>
     <w:p>
@@ -1206,7 +1206,7 @@
         <w:t xml:space="preserve">Where:</w:t>
       </w:r>
       <w:r>
-        <w:t xml:space="preserve"> Manuscript Sections 7.8 and 8.</w:t>
+        <w:t xml:space="preserve"> Manuscript Sections 6.8 and 7.</w:t>
       </w:r>
     </w:p>
     <w:p>
@@ -1256,7 +1256,7 @@
         <w:spacing w:after="120"/>
       </w:pPr>
       <w:r>
-        <w:t xml:space="preserve">The restriction to the implemented policies stays in Section 7.6 ('we ranked only the implemented policies'), and Section 8 still lists tuned token buckets, other sequential statistics, per-client quotas within a block, carrier spend ceilings and bounded exemptions as outside the evaluation. The 2026 prefix/window paper is now positioned in Section 2 (Section 5 of this letter); no experiment was added.</w:t>
+        <w:t xml:space="preserve">The restriction to the implemented policies stays in Section 6.6 ('we ranked only the implemented policies'), and Section 8 still lists tuned token buckets, other sequential statistics, per-client quotas within a block, carrier spend ceilings and bounded exemptions as outside the evaluation. The 2026 prefix/window paper is now positioned in Section 2 (Section 5 of this letter); no experiment was added.</w:t>
       </w:r>
     </w:p>
     <w:p>
@@ -1271,7 +1271,7 @@
         <w:t xml:space="preserve">Where:</w:t>
       </w:r>
       <w:r>
-        <w:t xml:space="preserve"> Manuscript Sections 2, 7.6 and 8.</w:t>
+        <w:t xml:space="preserve"> Manuscript Sections 2, 6.6 and 8.</w:t>
       </w:r>
     </w:p>
     <w:p>
@@ -2203,7 +2203,7 @@
                 <w:sz w:val="18"/>
                 <w:szCs w:val="18"/>
               </w:rPr>
-              <w:t xml:space="preserve">Abstract and Section 9 vs Section 7.6</w:t>
+              <w:t xml:space="preserve">Abstract and Section 9 vs Section 6.6</w:t>
             </w:r>
           </w:p>
         </w:tc>
@@ -2295,7 +2295,7 @@
                 <w:sz w:val="18"/>
                 <w:szCs w:val="18"/>
               </w:rPr>
-              <w:t xml:space="preserve">Section 7.5 vs Table 6 (now Table 5)</w:t>
+              <w:t xml:space="preserve">Section 6.5 vs Table 6 (now Table 5)</w:t>
             </w:r>
           </w:p>
         </w:tc>
@@ -2458,7 +2458,7 @@
         <w:t xml:space="preserve">Numbering in revision 8.</w:t>
       </w:r>
       <w:r>
-        <w:t xml:space="preserve"> To make room for the related-work paragraph and the qualifications within the 8,000-word limit, revision 7's Table 3 (the study map) is now a supplementary map (results/study_map.md), cited in Section 6; supplementary Table S1 is unchanged. Revision 7's Tables 4 to 8 are therefore Tables 3 to 7, and revision 7's Table 9 is split into Tables 8 (pumper on shared blocks) and 9 (poisoner). Figure and equation numbers are unchanged.</w:t>
+        <w:t xml:space="preserve"> To make room for the related-work paragraph and the qualifications within the 8,000-word limit, revision 7's Table 3 (the study map) is now a supplementary map (results/study_map.md), cited in Section 5.3; supplementary Table S1 is unchanged. Revision 7's Tables 4 to 8 are therefore Tables 3 to 7, and revision 7's Table 9 is split into Tables 8 (pumper on shared blocks) and 9 (poisoner). Figure and equation numbers are unchanged. The sections now follow the journal's article structure: Introduction (1, with the contributions and an outline), Related work (2), Baseline and threat model (3), Design (4, which absorbs revision 7's Section 5, the leakage estimates, as Section 4.5), Methodology (5, revision 7's Section 6), Results (6, revision 7's Section 7), Discussion (7), Limitations (8) and Conclusions and future work (9); the run-in paragraph headings are numbered subsections, and the declarations, CRediT statement and data availability precede the references. Citations and the reference list use the journal's author-year style, and the manuscript is set in its two-column layout. This letter cites manuscript sections by the revision 8 numbering.</w:t>
       </w:r>
     </w:p>
     <w:p>
@@ -2478,7 +2478,7 @@
         <w:t xml:space="preserve">Table order.</w:t>
       </w:r>
       <w:r>
-        <w:t xml:space="preserve"> The attacker-profile table (now Table 3) was a fixed-position float; it is now a top float like its neighbours. In the compiled PDF, Tables 1 to 9 appear in order on pages 4, 5, 11, 11, 12, 13, 15, 16 and 16, and Figures 1 to 3 on pages 14, 15 and 19, which we checked page by page.</w:t>
+        <w:t xml:space="preserve"> The attacker-profile table (now Table 3) was a fixed-position float; it is now a top float like its neighbours. In the compiled PDF, Tables 1 to 9 appear in order on pages 2, 3, 5, 5, 6, 6, 7, 8 and 9, and Figures 1 to 3 on pages 7, 8 and 10, which we checked page by page.</w:t>
       </w:r>
     </w:p>
     <w:p>
@@ -2558,7 +2558,7 @@
         <w:t xml:space="preserve">The boundary narrative.</w:t>
       </w:r>
       <w:r>
-        <w:t xml:space="preserve"> Tables 8 and 9 are now set before the boundary discussion. The boundary paragraph, including the 18/18 and 17/18 results, the near-tie qualification and the algebraic-crossing statement, starts on page 17, after Tables 8 and 9 on page 16, and runs uninterrupted onto page 18, and Figure 3 follows on page 19. The adaptive-attacker results (E3), which followed in the same paragraph, are now a paragraph of their own after the figure.</w:t>
+        <w:t xml:space="preserve"> Tables 8 and 9 are now introduced and discussed before the boundary discussion, which has its own heading (Section 6.6.3). The boundary paragraph, including the 18/18 and 17/18 results, the near-tie qualification and the algebraic-crossing statement, starts on page 7 and runs onto page 8 with no float inside it; the two tables are set at the foot of page 8 and the head of page 9, and Figure 3 follows on page 10. The adaptive-attacker results (E3), which followed in the same paragraph, are now a paragraph of their own.</w:t>
       </w:r>
     </w:p>
     <w:p>

--- a/paper/rebuttal_round8.docx
+++ b/paper/rebuttal_round8.docx
@@ -79,7 +79,7 @@
         <w:spacing w:after="120"/>
       </w:pPr>
       <w:r>
-        <w:t xml:space="preserve">We thank the reviewer for an eighth report, for the independent checks behind it, and for setting out bounded conditions for closing the review. We made the corrections the report lists and added no experiment. The abstract and conclusion now give the cold-start and warm-start counts. 'Unseen' is replaced by 'held out from selection'. The containment sentence is restricted to the twenty-minute runs. The live event-order claim is withdrawn from the paper and from the code notes. The auxiliary selection change is stated. The 2026 prefix/window paper is positioned in Section 2. The floats, Figure 3 and the attacked-service table are reworked. The incident narrative is removed.</w:t>
+        <w:t xml:space="preserve">We thank the reviewer for an eighth report, for the independent checks behind it, and for setting out bounded conditions for closing the review. We made the corrections the report lists and added no experiment. The abstract and conclusion now give the cold-start and warm-start counts. 'Unseen' is replaced by 'held out from selection'. The containment sentence is restricted to the twenty-minute runs. The live event-order claim is withdrawn from the paper and from the code notes. The auxiliary selection change is stated. The 2026 prefix/window paper is positioned in Section 2. The floats, Figure 4 and the attacked-service table are reworked. The incident narrative is removed.</w:t>
       </w:r>
     </w:p>
     <w:p>
@@ -94,7 +94,7 @@
         <w:t xml:space="preserve">Manuscript.</w:t>
       </w:r>
       <w:r>
-        <w:t xml:space="preserve"> Revision 8 has 7,998 words from the title to the references inclusive (7,952 by a whitespace count) and 12 pages in the journal's two-column layout. Its scope, studies and claims are those of revision 7, and it has no highlights page.</w:t>
+        <w:t xml:space="preserve"> Revision 8 has 10,832 words from the title to the references inclusive (10,785 by a whitespace count) and 15 pages in the journal's two-column layout. Its scope, studies and claims are those of revision 7, and it has no highlights page. The abstract, introduction, related work and conclusions were rewritten to the structure of the journal's recent articles: the introduction now states the problem, the existing defenses, their documented limits, the two closest studies and the gap before the approach and contributions; the related work is organized by where each defense acts, with a comparison table (Table 1) and a figure of the request path (Figure 1); the conclusions answer the research questions in turn. Every work cited was read, no experiment was added, and no number or claim changed.</w:t>
       </w:r>
     </w:p>
     <w:tbl>
@@ -492,7 +492,7 @@
                 <w:sz w:val="18"/>
                 <w:szCs w:val="18"/>
               </w:rPr>
-              <w:t xml:space="preserve">Floats, Figure 3, Tables 8 and 9 and the Figure 1 key are done (Section 6 of this letter). The incident material is removed (M10). Reference 23 cites the immutable commit, the affiliation is complete and the tags are public; the release is published with the resubmission.</w:t>
+              <w:t xml:space="preserve">Floats, Figure 4, Tables 9 and 10 and the Figure 2 key are done (Section 6 of this letter). The incident material is removed (M10). Reference 23 cites the immutable commit, the affiliation is complete and the tags are public; the release is published with the resubmission.</w:t>
             </w:r>
           </w:p>
         </w:tc>
@@ -532,7 +532,7 @@
         <w:t xml:space="preserve">The advantage at the stated service target.</w:t>
       </w:r>
       <w:r>
-        <w:t xml:space="preserve"> Under the first protocol the selection rule picks settings at a stated benign target: the default's completion minus 0.5 points, met on tuning seeds. At that target the selected short-window counters leaked 6 to 48 messages against four concentrated 20-minute pumpers, at 0.06 to 0.43 points of attack-free completion. At the busiest density the default sequential tests leaked 19 to 452 (Table 6). Frozen and run under the second protocol on seeds and workloads held out from selection, the counter leaked no more than the tests in 131 of 144 cells. The run records, the store repair and the selection analyses reproduce, as the reviewer's independent checks confirmed.</w:t>
+        <w:t xml:space="preserve"> Under the first protocol the selection rule picks settings at a stated benign target: the default's completion minus 0.5 points, met on tuning seeds. At that target the selected short-window counters leaked 6 to 48 messages against four concentrated 20-minute pumpers, at 0.06 to 0.43 points of attack-free completion. At the busiest density the default sequential tests leaked 19 to 452 (Table 7). Frozen and run under the second protocol on seeds and workloads held out from selection, the counter leaked no more than the tests in 131 of 144 cells. The run records, the store repair and the selection analyses reproduce, as the reviewer's independent checks confirmed.</w:t>
       </w:r>
     </w:p>
     <w:p>
@@ -988,7 +988,7 @@
         <w:spacing w:after="120"/>
       </w:pPr>
       <w:r>
-        <w:t xml:space="preserve">We checked each statement that Section 6.6 draws from the four-carrier table against the per-carrier values (results/round5_analyses.md). Two needed qualifying. Counter and tests together leak least in the sum, but against the instant verifier the tuned sequential setting leaks less (22 against 28); Section 6.6 now reads 'Counter and tests together, explored outside the frozen claims, leaked least summed over the four carriers but not against the instant verifier (28; T300, c0: 22), …'. The degradation range '5 to 9 points' was a carrier average; it now reads 'every evaluated policy left those users 5 to 9 points worse off on average (2 to 12 per carrier; 8 with none)', and the conclusion that 'none shields a block an attacker shares' holds for every carrier. The human-like carrier's exception to the counter's gain was already stated ('with the human-like carrier alone, it cost them 1.9'). The paragraph that introduces the attacked-service table (now Table 8) adds that the sum 'can hide a carrier on which a policy loses (per carrier: artifact)'. The limitations keep 'Close rankings rest on ten or fewer seeds, and costs that round to zero are not shown equivalent.'</w:t>
+        <w:t xml:space="preserve">We checked each statement that Section 6.6 draws from the four-carrier table against the per-carrier values (results/round5_analyses.md). Two needed qualifying. Counter and tests together leak least in the sum, but against the instant verifier the tuned sequential setting leaks less (22 against 28); Section 6.6 now reads 'Counter and tests together, explored outside the frozen claims, leaked least summed over the four carriers but not against the instant verifier (28; T300, c0: 22), …'. The degradation range '5 to 9 points' was a carrier average; it now reads 'every evaluated policy left those users 5 to 9 points worse off on average (2 to 12 per carrier; 8 with none)', and the conclusion that 'none shields a block an attacker shares' holds for every carrier. The human-like carrier's exception to the counter's gain was already stated ('with the human-like carrier alone, it cost them 1.9'). The paragraph that introduces the attacked-service table (now Table 9) adds that the sum 'can hide a carrier on which a policy loses (per carrier: artifact)'. The limitations keep 'Close rankings rest on ten or fewer seeds, and costs that round to zero are not shown equivalent.'</w:t>
       </w:r>
     </w:p>
     <w:p>
@@ -1003,7 +1003,7 @@
         <w:t xml:space="preserve">Where:</w:t>
       </w:r>
       <w:r>
-        <w:t xml:space="preserve"> Manuscript Section 6.6 (the text introducing Table 8), Section 8; results/round5_analyses.md (per carrier).</w:t>
+        <w:t xml:space="preserve"> Manuscript Section 6.6 (the text introducing Table 9), Section 8; results/round5_analyses.md (per carrier).</w:t>
       </w:r>
     </w:p>
     <w:p>
@@ -1328,7 +1328,7 @@
         <w:t xml:space="preserve">Incident material removed.</w:t>
       </w:r>
       <w:r>
-        <w:t xml:space="preserve"> We took the reviewer's second option. Section 3 is now 'Baseline and threat model'. It describes v1 by its seven controls and its bulk and test paths, and Table 1, without a Source column, 'lists eight assumptions behind these rules and how an attacker within the threat model breaks each; the gaps follow from the rules, not observed abuse'. The introduction now reads 'We study the defenses of a registration flow: a baseline of seven controls (v1) and a twelve-step redesign …' and contributes 'an analysis of eight gaps in the baseline'. No result depended on the incident, so no number changed. In the repository, the problem statement, README and ethics notes no longer describe an incident, and the original incident write-up (docs/original/problem_statement.pdf) is removed from the tree.</w:t>
+        <w:t xml:space="preserve"> We took the reviewer's second option. Section 3 is now 'Baseline and threat model'. It describes v1 by its seven controls and its bulk and test paths, and Table 2, without a Source column, 'lists eight assumptions behind these rules and how an attacker within the threat model breaks each; the gaps follow from the rules, not observed abuse'. The introduction now reads 'We study the defenses of a registration flow: a baseline of seven controls (v1) and a twelve-step redesign …' and contributes 'an analysis of eight gaps in the baseline'. No result depended on the incident, so no number changed. In the repository, the problem statement, README and ethics notes no longer describe an incident, and the original incident write-up (docs/original/problem_statement.pdf) is removed from the tree.</w:t>
       </w:r>
     </w:p>
     <w:p>
@@ -1358,7 +1358,7 @@
         <w:t xml:space="preserve">Where:</w:t>
       </w:r>
       <w:r>
-        <w:t xml:space="preserve"> Manuscript Sections 1 and 3, Table 1, reference 23, data availability; docs/problem_statement.md, docs/original/, README.md, docs/privacy_and_ethics.md; paper/highlights.txt.</w:t>
+        <w:t xml:space="preserve"> Manuscript Sections 1 and 3, Table 2, reference 23, data availability; docs/problem_statement.md, docs/original/, README.md, docs/privacy_and_ethics.md; paper/highlights.txt.</w:t>
       </w:r>
     </w:p>
     <w:p>
@@ -2045,7 +2045,7 @@
         <w:spacing w:after="120" w:before="160"/>
       </w:pPr>
       <w:r>
-        <w:t xml:space="preserve">Q6 also completes our seventh-round letter, which reported the auxiliary change without saying that it occurred under both protocols. It occurred at 200 blocks under both, as results/store_change_report.md shows; the new supplementary key to Figure 1 (results/figure1_key.md) names the setting that holds the role in 2.8.x and in 2.9.0.</w:t>
+        <w:t xml:space="preserve">Q6 also completes our seventh-round letter, which reported the auxiliary change without saying that it occurred under both protocols. It occurred at 200 blocks under both, as results/store_change_report.md shows; the new supplementary key to the matched comparison, Figure 2 (results/figure1_key.md, named for the figure's revision 7 number), names the setting that holds the role in 2.8.x and in 2.9.0.</w:t>
       </w:r>
     </w:p>
     <w:p>
@@ -2295,7 +2295,7 @@
                 <w:sz w:val="18"/>
                 <w:szCs w:val="18"/>
               </w:rPr>
-              <w:t xml:space="preserve">Section 6.5 vs Table 6 (now Table 5)</w:t>
+              <w:t xml:space="preserve">Section 6.5 vs revision 7's Table 6 (now Table 6)</w:t>
             </w:r>
           </w:p>
         </w:tc>
@@ -2364,7 +2364,7 @@
         <w:spacing w:after="120" w:before="160"/>
       </w:pPr>
       <w:r>
-        <w:t xml:space="preserve">The rows marked as legitimate differences of unit or estimand are unchanged and still stated with their units: cold 18/18 and warm 17/18 cells against 76/78 seeds; the 0.18-point miss of the tuning target; K4's 131/144 pooled and 23/36 for the instant verifier; Table 7's 24 per outcome-reading carrier (now Table 6) against the 403 summed over four carriers in the attacked-service table; the Equation 3 excesses covered by Equation 4; and the run accounting (9,919 + 7,925 + 240 = 18,084 = 17,964 matched + 120 unmatched; 11,042 identical + 5,195 other counts only + 810 legitimate outcomes + 917 any leakage count = 17,964; 855 with total leakage changed, 805 of them lower).</w:t>
+        <w:t xml:space="preserve">The rows marked as legitimate differences of unit or estimand are unchanged and still stated with their units: cold 18/18 and warm 17/18 cells against 76/78 seeds; the 0.18-point miss of the tuning target; K4's 131/144 pooled and 23/36 for the instant verifier; the 24 per outcome-reading carrier of revision 7's Table 7 (now Table 7) against the 403 summed over four carriers in the attacked-service table; the Equation 3 excesses covered by Equation 4; and the run accounting (9,919 + 7,925 + 240 = 18,084 = 17,964 matched + 120 unmatched; 11,042 identical + 5,195 other counts only + 810 legitimate outcomes + 917 any leakage count = 17,964; 855 with total leakage changed, 805 of them lower).</w:t>
       </w:r>
     </w:p>
     <w:p>
@@ -2458,7 +2458,7 @@
         <w:t xml:space="preserve">Numbering in revision 8.</w:t>
       </w:r>
       <w:r>
-        <w:t xml:space="preserve"> To make room for the related-work paragraph and the qualifications within the 8,000-word limit, revision 7's Table 3 (the study map) is now a supplementary map (results/study_map.md), cited in Section 5.3; supplementary Table S1 is unchanged. Revision 7's Tables 4 to 8 are therefore Tables 3 to 7, and revision 7's Table 9 is split into Tables 8 (pumper on shared blocks) and 9 (poisoner). Figure and equation numbers are unchanged. The sections now follow the journal's article structure: Introduction (1, with the contributions and an outline), Related work (2), Baseline and threat model (3), Design (4, which absorbs revision 7's Section 5, the leakage estimates, as Section 4.5), Methodology (5, revision 7's Section 6), Results (6, revision 7's Section 7), Discussion (7), Limitations (8) and Conclusions and future work (9); the run-in paragraph headings are numbered subsections, and the declarations, CRediT statement and data availability precede the references. Citations and the reference list use the journal's author-year style, and the manuscript is set in its two-column layout. This letter cites manuscript sections by the revision 8 numbering.</w:t>
+        <w:t xml:space="preserve"> To keep the body compact, revision 7's Table 3 (the study map) is now a supplementary map (results/study_map.md), cited in Section 5.3; supplementary Table S1 is unchanged. A comparison of related work is new Table 1 and a figure of the request path is new Figure 1, both in Section 2. Revision 7's Tables 1 and 2 are therefore Tables 2 and 3, revision 7's Tables 4 to 8 are Tables 4 to 8, and revision 7's Table 9 is split into Tables 9 (pumper on shared blocks) and 10 (poisoner); revision 7's Figures 1 to 3 are Figures 2 to 4. Equation numbers are unchanged. The sections now follow the journal's article structure: Introduction (1, with the contributions and an outline), Related work (2, in thematic subsections with a comparison table and a figure), Baseline and threat model (3), Design (4, which absorbs revision 7's Section 5, the leakage estimates, as Section 4.5), Methodology (5, revision 7's Section 6), Results (6, revision 7's Section 7), Discussion (7), Limitations (8) and Conclusions and future work (9); the run-in paragraph headings are numbered subsections, and the declarations, CRediT statement and data availability precede the references. Citations and the reference list use the journal's author-year style, and the manuscript is set in its two-column layout. This letter cites manuscript sections by the revision 8 numbering.</w:t>
       </w:r>
     </w:p>
     <w:p>
@@ -2478,7 +2478,7 @@
         <w:t xml:space="preserve">Table order.</w:t>
       </w:r>
       <w:r>
-        <w:t xml:space="preserve"> The attacker-profile table (now Table 3) was a fixed-position float; it is now a top float like its neighbours. In the compiled PDF, Tables 1 to 9 appear in order on pages 2, 3, 5, 5, 6, 6, 7, 8 and 9, and Figures 1 to 3 on pages 7, 8 and 10, which we checked page by page.</w:t>
+        <w:t xml:space="preserve"> The attacker-profile table (now Table 4) was a fixed-position float; it is now a top float like its neighbours. In the compiled PDF, Tables 1 to 10 appear in order on pages 5, 6, 7, 8, 8, 9, 9, 9, 10 and 11, and Figures 1 to 4 on pages 3, 10, 11 and 12, which we checked page by page.</w:t>
       </w:r>
     </w:p>
     <w:p>
@@ -2495,7 +2495,7 @@
           <w:b/>
           <w:bCs/>
         </w:rPr>
-        <w:t xml:space="preserve">Figure 3.</w:t>
+        <w:t xml:space="preserve">Figure 4 (revision 7's Figure 3).</w:t>
       </w:r>
       <w:r>
         <w:t xml:space="preserve"> Redrawn to print at the full text width with larger text (8 to 9 pt as printed). Measurements have filled markers and solid or dashed lines; the estimates (Equations 2, 3 and 4) have hollow markers and dotted or dash-dot lines. The figure has two separate legends, one for measurements ('mean over five seeds, 95 % interval') and one for estimates, and every axis label says when the scale is logarithmic. The text that introduces the figure adds 'All horizontal axes and the vertical axes of (b, c) are logarithmic'. The warm-start curve is kept.</w:t>
@@ -2515,10 +2515,10 @@
           <w:b/>
           <w:bCs/>
         </w:rPr>
-        <w:t xml:space="preserve">Table 9 (now Tables 8 and 9).</w:t>
-      </w:r>
-      <w:r>
-        <w:t xml:space="preserve"> The pumper and the poisoner are two tables in larger type. The column headers carry the reference conditions ('Extra harm against attacked, no policy'; 'Degradation against attack-free, same policy'; 'Benign cost') and the cohorts ('all users (≈1,200)', 'attacked blocks (≈18)'). In Table 8 each interval sits under its mean; Table 9 has one interval column. The paragraph that introduces both tables says which entries carry intervals: in Table 8, leakage and the attacked blocks; in Table 9, all users' extra harm.</w:t>
+        <w:t xml:space="preserve">Table 9 (now Tables 9 and 10).</w:t>
+      </w:r>
+      <w:r>
+        <w:t xml:space="preserve"> The pumper and the poisoner are two tables in larger type. The column headers carry the reference conditions ('Extra harm against attacked, no policy'; 'Degradation against attack-free, same policy'; 'Benign cost') and the cohorts ('all users (≈1,200)', 'attacked blocks (≈18)'). In Table 9 each interval sits under its mean; Table 10 has one interval column. The paragraph that introduces both tables says which entries carry intervals: in Table 9, leakage and the attacked blocks; in Table 10, all users' extra harm.</w:t>
       </w:r>
     </w:p>
     <w:p>
@@ -2535,7 +2535,7 @@
           <w:b/>
           <w:bCs/>
         </w:rPr>
-        <w:t xml:space="preserve">Figure 1.</w:t>
+        <w:t xml:space="preserve">Figure 2 (revision 7's Figure 1).</w:t>
       </w:r>
       <w:r>
         <w:t xml:space="preserve"> The text that introduces the figure now says what the unlabelled points are: 'sequential settings matched to the default's false alarms at other credits (key: results/figure1_key.md)'. The new supplementary key lists every plotted setting with its completion, its summed leakage with interval and its roles in the selection. It names the auxiliary setting that changed in 2.9.0, T1000 cinf to T300 cinf, which is also identified in Section 6 (Q6).</w:t>
@@ -2558,7 +2558,7 @@
         <w:t xml:space="preserve">The boundary narrative.</w:t>
       </w:r>
       <w:r>
-        <w:t xml:space="preserve"> Tables 8 and 9 are now introduced and discussed before the boundary discussion, which has its own heading (Section 6.6.3). The boundary paragraph, including the 18/18 and 17/18 results, the near-tie qualification and the algebraic-crossing statement, starts on page 7 and runs onto page 8 with no float inside it; the two tables are set at the foot of page 8 and the head of page 9, and Figure 3 follows on page 10. The adaptive-attacker results (E3), which followed in the same paragraph, are now a paragraph of their own.</w:t>
+        <w:t xml:space="preserve"> Tables 9 and 10 are now introduced and discussed before the boundary discussion, which has its own heading (Section 6.6.3). The boundary paragraph, including the 18/18 and 17/18 results, the near-tie qualification and the algebraic-crossing statement, starts on page 10 and runs onto page 11 with no float inside it; the two tables, introduced on page 9, are set at the foot of page 10 and the head of page 11, and Figure 4 follows on page 12. The adaptive-attacker results (E3), which followed in the same paragraph, are now a paragraph of their own.</w:t>
       </w:r>
     </w:p>
     <w:p>
@@ -2578,7 +2578,7 @@
         <w:t xml:space="preserve">Captions.</w:t>
       </w:r>
       <w:r>
-        <w:t xml:space="preserve"> Every table and figure caption is now a short title. The descriptions that the items above require (intervals, units, reference conditions, the log-scale axes, the key to Figure 1 and the abbreviations used in the tables) are stated in the text where each table or figure is first discussed.</w:t>
+        <w:t xml:space="preserve"> Every table and figure caption is now a short title. The descriptions that the items above require (intervals, units, reference conditions, the log-scale axes, the key to Figure 2 and the abbreviations used in the tables) are stated in the text where each table or figure is first discussed.</w:t>
       </w:r>
     </w:p>
     <w:p>
@@ -2613,7 +2613,7 @@
         <w:t xml:space="preserve">Completed in the previous round, not repeated here:</w:t>
       </w:r>
       <w:r>
-        <w:t xml:space="preserve"> Figure 1's interval construction, Figure 2's description (now stated in the text), Table 5's attacker row (now Table 4) and the cohort definitions of the attacked-service table. </w:t>
+        <w:t xml:space="preserve"> Figure 2's interval construction, Figure 3's description (now stated in the text), the attacker row of revision 7's Table 5 (now Table 5) and the cohort definitions of the attacked-service table. </w:t>
       </w:r>
       <w:r>
         <w:rPr>

--- a/paper/rebuttal_round8.docx
+++ b/paper/rebuttal_round8.docx
@@ -94,7 +94,7 @@
         <w:t xml:space="preserve">Manuscript.</w:t>
       </w:r>
       <w:r>
-        <w:t xml:space="preserve"> Revision 8 has 10,832 words from the title to the references inclusive (10,785 by a whitespace count) and 15 pages in the journal's two-column layout. Its scope, studies and claims are those of revision 7, and it has no highlights page. The abstract, introduction, related work and conclusions were rewritten to the structure of the journal's recent articles: the introduction now states the problem, the existing defenses, their documented limits, the two closest studies and the gap before the approach and contributions; the related work is organized by where each defense acts, with a comparison table (Table 1) and a figure of the request path (Figure 1); the conclusions answer the research questions in turn. Every work cited was read, no experiment was added, and no number or claim changed.</w:t>
+        <w:t xml:space="preserve"> Revision 8 has 10,844 words from the title to the references inclusive (10,798 by a whitespace count) and 15 pages in the journal's two-column layout. Its scope, studies and claims are those of revision 7, and it has no highlights page. The abstract, introduction, related work and conclusions were rewritten to the structure of the journal's recent articles: the introduction now states the problem, the existing defenses, their documented limits, the two closest studies and the gap before the approach and contributions; the related work is organized by where each defense acts, with a comparison table (Table 1) and a figure of the request path (Figure 1); the conclusions answer the research questions in turn. Every work cited was read, no experiment was added, and no number or claim changed.</w:t>
       </w:r>
     </w:p>
     <w:tbl>
@@ -662,7 +662,7 @@
         <w:t xml:space="preserve">Cold and warm bounds.</w:t>
       </w:r>
       <w:r>
-        <w:t xml:space="preserve"> Once the 7 exempt sends are set aside, the cold-start bound, Equation 3, holds on every run that starts cold (44 of 100), and the warm-start bound, Equation 4, holds on every run. The estimates order mean leakage in 18 of 18 decisive cells with the cold-start term and 17 of 18 with the warm-start term. The abstract, Section 6.6 and the conclusion now tell this qualified story, and the paper presents the twelve-step architecture as context for the destination comparison (Sections 6.1–6.4).</w:t>
+        <w:t xml:space="preserve"> Once the 7 exempt sends are set aside, the cold-start bound, Equation 3, holds on every run that starts cold (44 of 100), and the warm-start bound, Equation 4, holds on every run. The estimates order mean leakage in 18 of 18 decisive cells with the cold-start term and 17 of 18 with the warm-start term. The abstract, Section 5.6 and the conclusion now tell this qualified story, and the paper presents the twelve-step architecture as context for the destination comparison (Sections 5.1–5.4).</w:t>
       </w:r>
     </w:p>
     <w:p>
@@ -728,7 +728,7 @@
         <w:spacing w:after="120"/>
       </w:pPr>
       <w:r>
-        <w:t xml:space="preserve">Section 6.6 still reports the 30-block, 20-minute cell where the warm estimates differ by 0.8 messages and the measured difference is 6.6 [−27.2, 42.4]. It now places the exemption qualifier on both bounds, as the check computes them: 'Once 7 messages sent, exempt, to real users' trusted numbers are set aside, no counter run that started cold (44 of 100) exceeded Equation 3; three warm ones did, by 5 or 6 messages, and none exceeded Equation 4.' Two of those exempt sends are the seed-303 one-message excesses the reviewer identified (3 blocks, 25 against 24 and 73 against 72, one exempt send each; results/condition_check.md). We do not treat the missed cell as evidence against the estimates, and the paper does not call it one.</w:t>
+        <w:t xml:space="preserve">Section 5.6 still reports the 30-block, 20-minute cell where the warm estimates differ by 0.8 messages and the measured difference is 6.6 [−27.2, 42.4]. It now places the exemption qualifier on both bounds, as the check computes them: 'Once 7 messages sent, exempt, to real users' trusted numbers are set aside, no counter run that started cold (44 of 100) exceeded Equation 3; three warm ones did, by 5 or 6 messages, and none exceeded Equation 4.' Two of those exempt sends are the seed-303 one-message excesses the reviewer identified (3 blocks, 25 against 24 and 73 against 72, one exempt send each; results/condition_check.md). We do not treat the missed cell as evidence against the estimates, and the paper does not call it one.</w:t>
       </w:r>
     </w:p>
     <w:p>
@@ -743,7 +743,7 @@
         <w:t xml:space="preserve">Where:</w:t>
       </w:r>
       <w:r>
-        <w:t xml:space="preserve"> Manuscript abstract, Sections 6.6 and 9.</w:t>
+        <w:t xml:space="preserve"> Manuscript abstract, Sections 5.6 and 8.</w:t>
       </w:r>
     </w:p>
     <w:p>
@@ -793,7 +793,7 @@
         <w:spacing w:after="120"/>
       </w:pPr>
       <w:r>
-        <w:t xml:space="preserve">Agreed, and nothing in revision 8 widens the claims. Every cost claim is stated for simulated users (abstract: 'at a low cost to simulated users'; Section 5.2: results for returning users 'describe trusted identities only'). Section 6.1 gives the model rule behind each contained attack (the datacenter attacker 'scores in the challenge tier and declines challenges'; 'Step 5 refuses the premium range'). The limitations list the generator's favourable assumptions, and Section 7 calls the combined policy 'a hypothesis for real traffic, not a recommendation'. The conclusion still names replaying real traffic as 'the experiment this paper most needs'.</w:t>
+        <w:t xml:space="preserve">Agreed, and nothing in revision 8 widens the claims. Every cost claim is stated for simulated users (abstract: 'at a low cost to simulated users'; Section 4.2: results for returning users 'describe trusted identities only'). Section 5.1 gives the model rule behind each contained attack (the datacenter attacker 'scores in the challenge tier and declines challenges'; 'Step 5 refuses the premium range'). The limitations list the generator's favourable assumptions, and Section 6 calls the combined policy 'a hypothesis for real traffic, not a recommendation'. The conclusion still names replaying real traffic as 'the experiment this paper most needs'.</w:t>
       </w:r>
     </w:p>
     <w:p>
@@ -808,7 +808,7 @@
         <w:t xml:space="preserve">Where:</w:t>
       </w:r>
       <w:r>
-        <w:t xml:space="preserve"> Manuscript abstract, Sections 5.2, 6.1, 7 and 8.</w:t>
+        <w:t xml:space="preserve"> Manuscript abstract, Sections 4.2, 5.1, 6 and 7.</w:t>
       </w:r>
     </w:p>
     <w:p>
@@ -858,7 +858,7 @@
         <w:spacing w:after="120"/>
       </w:pPr>
       <w:r>
-        <w:t xml:space="preserve">The abstract now reads 'Under a second predeclared protocol on seeds and workloads held out from selection, …' (Q3). Section 5.3 keeps the chronology: the second protocol 'was written after the matched comparison had selected three counters and committed before its runs; six of its seed values had served other robustness points, never selection', and the rerun with 2.9.0 is reported there with its accounting.</w:t>
+        <w:t xml:space="preserve">The abstract now reads 'Under a second predeclared protocol on seeds and workloads held out from selection, …' (Q3). Section 4.3 keeps the chronology: the second protocol 'was written after the matched comparison had selected three counters and committed before its runs; six of its seed values had served other robustness points, never selection', and the rerun with 2.9.0 is reported there with its accounting.</w:t>
       </w:r>
     </w:p>
     <w:p>
@@ -873,7 +873,7 @@
         <w:t xml:space="preserve">Where:</w:t>
       </w:r>
       <w:r>
-        <w:t xml:space="preserve"> Manuscript abstract, Section 5.3.</w:t>
+        <w:t xml:space="preserve"> Manuscript abstract, Section 4.3.</w:t>
       </w:r>
     </w:p>
     <w:p>
@@ -923,7 +923,7 @@
         <w:spacing w:after="120"/>
       </w:pPr>
       <w:r>
-        <w:t xml:space="preserve">The limitations now say that selection used 'an unweighted sum of four scripted pumpers' leakage and a mean service target met on tuning seeds, which guarantees no service level elsewhere'. Both misses stay in Section 6.6: the selected sequential setting misses the first protocol's target by 0.18 points on seeds 0–9, and the 1,000-block counter falls 0.12 points below its target while passing the paired check. The instant-verifier exception is kept in the abstract ('all but 13 of 144 cells, all against an instantly verifying carrier') and in Section 6.6 ('against every attacker but the instant verifier (25, against 15 and 16)').</w:t>
+        <w:t xml:space="preserve">The limitations now say that selection used 'an unweighted sum of four scripted pumpers' leakage and a mean service target met on tuning seeds, which guarantees no service level elsewhere'. Both misses stay in Section 5.6: the selected sequential setting misses the first protocol's target by 0.18 points on seeds 0–9, and the 1,000-block counter falls 0.12 points below its target while passing the paired check. The instant-verifier exception is kept in the abstract ('all but 13 of 144 cells, all against an instantly verifying carrier') and in Section 5.6 ('against every attacker but the instant verifier (25, against 15 and 16)').</w:t>
       </w:r>
     </w:p>
     <w:p>
@@ -938,7 +938,7 @@
         <w:t xml:space="preserve">Where:</w:t>
       </w:r>
       <w:r>
-        <w:t xml:space="preserve"> Manuscript Sections 6.6 and 8.</w:t>
+        <w:t xml:space="preserve"> Manuscript Sections 5.6 and 7.</w:t>
       </w:r>
     </w:p>
     <w:p>
@@ -988,7 +988,7 @@
         <w:spacing w:after="120"/>
       </w:pPr>
       <w:r>
-        <w:t xml:space="preserve">We checked each statement that Section 6.6 draws from the four-carrier table against the per-carrier values (results/round5_analyses.md). Two needed qualifying. Counter and tests together leak least in the sum, but against the instant verifier the tuned sequential setting leaks less (22 against 28); Section 6.6 now reads 'Counter and tests together, explored outside the frozen claims, leaked least summed over the four carriers but not against the instant verifier (28; T300, c0: 22), …'. The degradation range '5 to 9 points' was a carrier average; it now reads 'every evaluated policy left those users 5 to 9 points worse off on average (2 to 12 per carrier; 8 with none)', and the conclusion that 'none shields a block an attacker shares' holds for every carrier. The human-like carrier's exception to the counter's gain was already stated ('with the human-like carrier alone, it cost them 1.9'). The paragraph that introduces the attacked-service table (now Table 9) adds that the sum 'can hide a carrier on which a policy loses (per carrier: artifact)'. The limitations keep 'Close rankings rest on ten or fewer seeds, and costs that round to zero are not shown equivalent.'</w:t>
+        <w:t xml:space="preserve">We checked each statement that Section 5.6 draws from the four-carrier table against the per-carrier values (results/round5_analyses.md). Two needed qualifying. Counter and tests together leak least in the sum, but against the instant verifier the tuned sequential setting leaks less (22 against 28); Section 5.6 now reads 'Counter and tests together, explored outside the frozen claims, leaked least summed over the four carriers but not against the instant verifier (28; T300, c0: 22), …'. The degradation range '5 to 9 points' was a carrier average; it now reads 'every evaluated policy left those users 5 to 9 points worse off on average (2 to 12 per carrier; 8 with none)', and the conclusion that 'none shields a block an attacker shares' holds for every carrier. The human-like carrier's exception to the counter's gain was already stated ('with the human-like carrier alone, it cost them 1.9'). The paragraph that introduces the attacked-service table (now Table 9) adds that the sum 'can hide a carrier on which a policy loses (per carrier: artifact)'. The limitations keep 'Close rankings rest on ten or fewer seeds, and costs that round to zero are not shown equivalent.'</w:t>
       </w:r>
     </w:p>
     <w:p>
@@ -1003,7 +1003,7 @@
         <w:t xml:space="preserve">Where:</w:t>
       </w:r>
       <w:r>
-        <w:t xml:space="preserve"> Manuscript Section 6.6 (the text introducing Table 9), Section 8; results/round5_analyses.md (per carrier).</w:t>
+        <w:t xml:space="preserve"> Manuscript Section 5.6 (the text introducing Table 9), Section 7; results/round5_analyses.md (per carrier).</w:t>
       </w:r>
     </w:p>
     <w:p>
@@ -1053,7 +1053,7 @@
         <w:spacing w:after="120"/>
       </w:pPr>
       <w:r>
-        <w:t xml:space="preserve">The reviewer is right, and the inference matches the code: _transition commits a send's transition with store.update and only then calls _apply, so an instance paused between the two steps can apply an earlier transition after another instance has applied a later one on the same block. Section 4.2 now reads: 'Simulated runs apply events in time order, but concurrent live instances may not, because a transition is committed before its effects apply; thus, the same dependence holds live unless a block's effects are serialized.'</w:t>
+        <w:t xml:space="preserve">The reviewer is right, and the inference matches the code: _transition commits a send's transition with store.update and only then calls _apply, so an instance paused between the two steps can apply an earlier transition after another instance has applied a later one on the same block. Section 3.4 now reads: 'Simulated runs apply events in time order, but concurrent live instances may not, because a transition is committed before its effects apply; thus, the same dependence holds live unless a block's effects are serialized.'</w:t>
       </w:r>
     </w:p>
     <w:p>
@@ -1076,7 +1076,7 @@
         <w:t xml:space="preserve">Where:</w:t>
       </w:r>
       <w:r>
-        <w:t xml:space="preserve"> Manuscript Section 4.2; feedback.py module notes; scripts/check_code_identity.py; results/code_identity.md; docs/evaluation.md.</w:t>
+        <w:t xml:space="preserve"> Manuscript Section 3.4; feedback.py module notes; scripts/check_code_identity.py; results/code_identity.md; docs/evaluation.md.</w:t>
       </w:r>
     </w:p>
     <w:p>
@@ -1126,7 +1126,7 @@
         <w:spacing w:after="120"/>
       </w:pPr>
       <w:r>
-        <w:t xml:space="preserve">Agreed. Section 5.1 now says that release 2.9.0 'follows Redis in every rule compared, checked by differential tests', rather than that it keeps state as Redis does in general. It keeps 'The implementation was a research prototype', 'Step 11 was still not one transaction', and the scope of the real-Redis tests ('specific interleavings of two instances, not all'). We make no production-correctness claim.</w:t>
+        <w:t xml:space="preserve">Agreed. Section 4.1 now says that release 2.9.0 'follows Redis in every rule compared, checked by differential tests', rather than that it keeps state as Redis does in general. It keeps 'The implementation was a research prototype', 'Step 11 was still not one transaction', and the scope of the real-Redis tests ('specific interleavings of two instances, not all'). We make no production-correctness claim.</w:t>
       </w:r>
     </w:p>
     <w:p>
@@ -1141,7 +1141,7 @@
         <w:t xml:space="preserve">Where:</w:t>
       </w:r>
       <w:r>
-        <w:t xml:space="preserve"> Manuscript Section 5.1.</w:t>
+        <w:t xml:space="preserve"> Manuscript Section 4.1.</w:t>
       </w:r>
     </w:p>
     <w:p>
@@ -1191,7 +1191,7 @@
         <w:spacing w:after="120"/>
       </w:pPr>
       <w:r>
-        <w:t xml:space="preserve">We kept that wording: 'The leakages of these scripted adaptations are not bounds' (Section 6.8), 'break-even shares for scripted attackers under assumed prices, not bounds or criminal profit', and the heuristic limited to 'pumpers that solve no challenge and hold no exemption' (Section 7). No attack profile was added.</w:t>
+        <w:t xml:space="preserve">We kept that wording: 'The leakages of these scripted adaptations are not bounds' (Section 5.8), 'break-even shares for scripted attackers under assumed prices, not bounds or criminal profit', and the heuristic limited to 'pumpers that solve no challenge and hold no exemption' (Section 6). No attack profile was added.</w:t>
       </w:r>
     </w:p>
     <w:p>
@@ -1206,7 +1206,7 @@
         <w:t xml:space="preserve">Where:</w:t>
       </w:r>
       <w:r>
-        <w:t xml:space="preserve"> Manuscript Sections 6.8 and 7.</w:t>
+        <w:t xml:space="preserve"> Manuscript Sections 5.8 and 6.</w:t>
       </w:r>
     </w:p>
     <w:p>
@@ -1256,7 +1256,7 @@
         <w:spacing w:after="120"/>
       </w:pPr>
       <w:r>
-        <w:t xml:space="preserve">The restriction to the implemented policies stays in Section 6.6 ('we ranked only the implemented policies'), and Section 8 still lists tuned token buckets, other sequential statistics, per-client quotas within a block, carrier spend ceilings and bounded exemptions as outside the evaluation. The 2026 prefix/window paper is now positioned in Section 2 (Section 5 of this letter); no experiment was added.</w:t>
+        <w:t xml:space="preserve">The restriction to the implemented policies stays in Section 5.6 ('we ranked only the implemented policies'), and Section 7 still lists tuned token buckets, other sequential statistics, per-client quotas within a block, carrier spend ceilings and bounded exemptions as outside the evaluation. The 2026 prefix/window paper is now positioned in Section 2 (Section 5 of this letter); no experiment was added.</w:t>
       </w:r>
     </w:p>
     <w:p>
@@ -1271,7 +1271,7 @@
         <w:t xml:space="preserve">Where:</w:t>
       </w:r>
       <w:r>
-        <w:t xml:space="preserve"> Manuscript Sections 2, 6.6 and 8.</w:t>
+        <w:t xml:space="preserve"> Manuscript Sections 2, 5.6 and 7.</w:t>
       </w:r>
     </w:p>
     <w:p>
@@ -1328,7 +1328,7 @@
         <w:t xml:space="preserve">Incident material removed.</w:t>
       </w:r>
       <w:r>
-        <w:t xml:space="preserve"> We took the reviewer's second option. Section 3 is now 'Baseline and threat model'. It describes v1 by its seven controls and its bulk and test paths, and Table 2, without a Source column, 'lists eight assumptions behind these rules and how an attacker within the threat model breaks each; the gaps follow from the rules, not observed abuse'. The introduction now reads 'We study the defenses of a registration flow: a baseline of seven controls (v1) and a twelve-step redesign …' and contributes 'an analysis of eight gaps in the baseline'. No result depended on the incident, so no number changed. In the repository, the problem statement, README and ethics notes no longer describe an incident, and the original incident write-up (docs/original/problem_statement.pdf) is removed from the tree.</w:t>
+        <w:t xml:space="preserve"> We took the reviewer's second option. Section 3 ('Threat model and design') now opens with 'The v1 baseline and its gaps', which describes v1 by its seven controls and its bulk and test paths, and Table 2, without a Source column, 'lists eight assumptions behind these rules and how an attacker within the threat model breaks each; the gaps follow from the rules, not observed abuse'. The introduction now reads 'We study the defenses of a registration flow: a baseline of seven controls (v1) and a twelve-step redesign …' and contributes 'an analysis of eight gaps in the baseline'. No result depended on the incident, so no number changed. In the repository, the problem statement, README and ethics notes no longer describe an incident, and the original incident write-up (docs/original/problem_statement.pdf) is removed from the tree.</w:t>
       </w:r>
     </w:p>
     <w:p>
@@ -2203,7 +2203,7 @@
                 <w:sz w:val="18"/>
                 <w:szCs w:val="18"/>
               </w:rPr>
-              <w:t xml:space="preserve">Abstract and Section 9 vs Section 6.6</w:t>
+              <w:t xml:space="preserve">Abstract and Section 8 vs Section 5.6</w:t>
             </w:r>
           </w:p>
         </w:tc>
@@ -2295,7 +2295,7 @@
                 <w:sz w:val="18"/>
                 <w:szCs w:val="18"/>
               </w:rPr>
-              <w:t xml:space="preserve">Section 6.5 vs revision 7's Table 6 (now Table 6)</w:t>
+              <w:t xml:space="preserve">Section 5.5 vs revision 7's Table 6 (now Table 6)</w:t>
             </w:r>
           </w:p>
         </w:tc>
@@ -2395,7 +2395,7 @@
         <w:spacing w:after="120"/>
       </w:pPr>
       <w:r>
-        <w:t xml:space="preserve">Section 2 now positions it after Huh et al.: 'Zaliskyi and Odarchenko count A2P sends per prefix (a number less its last three digits) in fixed or rolling five-minute windows and quarantine a prefix for 24 hours past a day or night threshold. On metadata of two confirmed incidents fixed windows blocked 95% and 63% of the traffic, and 58% of a legitimate marketing campaign; counting unique recipients blocked 2% of the campaign and none of the first incident. Theirs is a send counter judged on real traffic by messages blocked; ours compares a counter with outcome tests at a service target, in simulation, by what users sharing a block lose; the numbers are not comparable.' We make no claim that either result is stronger, and we compare no percentages across the two studies. Their false-positive finding is of the same kind as one of ours, without being comparable to it: a short-window counter costs users when legitimate traffic bursts (a 30-minute launch at three times the normal rate costs its blocks' users 16 points, Section 7.6).</w:t>
+        <w:t xml:space="preserve">Section 2 now positions it after Huh et al.: 'Zaliskyi and Odarchenko count A2P sends per prefix (a number less its last three digits) in fixed or rolling five-minute windows and quarantine a prefix for 24 hours past a day or night threshold. On metadata of two confirmed incidents fixed windows blocked 95% and 63% of the traffic, and 58% of a legitimate marketing campaign; counting unique recipients blocked 2% of the campaign and none of the first incident. Theirs is a send counter judged on real traffic by messages blocked; ours compares a counter with outcome tests at a service target, in simulation, by what users sharing a block lose; the numbers are not comparable.' We make no claim that either result is stronger, and we compare no percentages across the two studies. Their false-positive finding is of the same kind as one of ours, without being comparable to it: a short-window counter costs users when legitimate traffic bursts (a 30-minute launch at three times the normal rate costs its blocks' users 16 points, Section 5.6).</w:t>
       </w:r>
     </w:p>
     <w:p>
@@ -2435,7 +2435,7 @@
         <w:t xml:space="preserve">Competing approaches.</w:t>
       </w:r>
       <w:r>
-        <w:t xml:space="preserve"> Tuned token buckets, other windowed or sequential outcome statistics, per-client allocation within a block, carrier spend ceilings and bounded exemptions remain named in Section 8 as outside the evaluated policies; no claim covers all counting or all testing methods.</w:t>
+        <w:t xml:space="preserve"> Tuned token buckets, other windowed or sequential outcome statistics, per-client allocation within a block, carrier spend ceilings and bounded exemptions remain named in Section 7 as outside the evaluated policies; no claim covers all counting or all testing methods.</w:t>
       </w:r>
     </w:p>
     <w:p>
@@ -2458,7 +2458,7 @@
         <w:t xml:space="preserve">Numbering in revision 8.</w:t>
       </w:r>
       <w:r>
-        <w:t xml:space="preserve"> To keep the body compact, revision 7's Table 3 (the study map) is now a supplementary map (results/study_map.md), cited in Section 5.3; supplementary Table S1 is unchanged. A comparison of related work is new Table 1 and a figure of the request path is new Figure 1, both in Section 2. Revision 7's Tables 1 and 2 are therefore Tables 2 and 3, revision 7's Tables 4 to 8 are Tables 4 to 8, and revision 7's Table 9 is split into Tables 9 (pumper on shared blocks) and 10 (poisoner); revision 7's Figures 1 to 3 are Figures 2 to 4. Equation numbers are unchanged. The sections now follow the journal's article structure: Introduction (1, with the contributions and an outline), Related work (2, in thematic subsections with a comparison table and a figure), Baseline and threat model (3), Design (4, which absorbs revision 7's Section 5, the leakage estimates, as Section 4.5), Methodology (5, revision 7's Section 6), Results (6, revision 7's Section 7), Discussion (7), Limitations (8) and Conclusions and future work (9); the run-in paragraph headings are numbered subsections, and the declarations, CRediT statement and data availability precede the references. Citations and the reference list use the journal's author-year style, and the manuscript is set in its two-column layout. This letter cites manuscript sections by the revision 8 numbering.</w:t>
+        <w:t xml:space="preserve"> To keep the body compact, revision 7's Table 3 (the study map) is now a supplementary map (results/study_map.md), cited in Section 4.3; supplementary Table S1 is unchanged. A comparison of related work is new Table 1 and a figure of the request path is new Figure 1, both in Section 2. Revision 7's Tables 1 and 2 are therefore Tables 2 and 3, revision 7's Tables 4 to 8 are Tables 4 to 8, and revision 7's Table 9 is split into Tables 9 (pumper on shared blocks) and 10 (poisoner); revision 7's Figures 1 to 3 are Figures 2 to 4. Equation numbers are unchanged. The sections now follow the journal's article structure: Introduction (1, with the contributions and an outline), Related work (2, in thematic subsections with a comparison table and a figure), Threat model and design (3, which holds revision 7's Sections 3 to 5: the v1 baseline and its gaps, the threat model, the pipeline, the feedback loop, the destination policies, the capacity controls and the leakage estimates, as Sections 3.1 to 3.7), Methodology (4, revision 7's Section 6), Results (5, revision 7's Section 7), Discussion (6), Limitations (7) and Conclusions and future work (8); the run-in paragraph headings are numbered subsections, and the declarations, CRediT statement and data availability precede the references. Citations and the reference list use the journal's author-year style, and the manuscript is set in its two-column layout. This letter cites manuscript sections by the revision 8 numbering.</w:t>
       </w:r>
     </w:p>
     <w:p>
@@ -2538,7 +2538,7 @@
         <w:t xml:space="preserve">Figure 2 (revision 7's Figure 1).</w:t>
       </w:r>
       <w:r>
-        <w:t xml:space="preserve"> The text that introduces the figure now says what the unlabelled points are: 'sequential settings matched to the default's false alarms at other credits (key: results/figure1_key.md)'. The new supplementary key lists every plotted setting with its completion, its summed leakage with interval and its roles in the selection. It names the auxiliary setting that changed in 2.9.0, T1000 cinf to T300 cinf, which is also identified in Section 6 (Q6).</w:t>
+        <w:t xml:space="preserve"> The text that introduces the figure now says what the unlabelled points are: 'sequential settings matched to the default's false alarms at other credits (key: results/figure1_key.md)'. The new supplementary key lists every plotted setting with its completion, its summed leakage with interval and its roles in the selection. It names the auxiliary setting that changed in 2.9.0, T1000 cinf to T300 cinf, which is also identified in Section 4.3 (Q6).</w:t>
       </w:r>
     </w:p>
     <w:p>
@@ -2558,7 +2558,7 @@
         <w:t xml:space="preserve">The boundary narrative.</w:t>
       </w:r>
       <w:r>
-        <w:t xml:space="preserve"> Tables 9 and 10 are now introduced and discussed before the boundary discussion, which has its own heading (Section 6.6.3). The boundary paragraph, including the 18/18 and 17/18 results, the near-tie qualification and the algebraic-crossing statement, starts on page 10 and runs onto page 11 with no float inside it; the two tables, introduced on page 9, are set at the foot of page 10 and the head of page 11, and Figure 4 follows on page 12. The adaptive-attacker results (E3), which followed in the same paragraph, are now a paragraph of their own.</w:t>
+        <w:t xml:space="preserve"> Tables 9 and 10 are now introduced and discussed before the boundary discussion, which has its own heading (Section 5.6.3). The boundary paragraph, including the 18/18 and 17/18 results, the near-tie qualification and the algebraic-crossing statement, starts on page 10 and runs onto page 11 with no float inside it; the two tables, introduced on page 9, are set at the foot of page 10 and the head of page 11, and Figure 4 follows on page 12. The adaptive-attacker results (E3), which followed in the same paragraph, are now a paragraph of their own.</w:t>
       </w:r>
     </w:p>
     <w:p>

--- a/paper/rebuttal_round8.docx
+++ b/paper/rebuttal_round8.docx
@@ -79,7 +79,7 @@
         <w:spacing w:after="120"/>
       </w:pPr>
       <w:r>
-        <w:t xml:space="preserve">We thank the reviewer for an eighth report, for the independent checks behind it, and for setting out bounded conditions for closing the review. We made the corrections the report lists and added no experiment. The abstract and conclusion now give the cold-start and warm-start counts. 'Unseen' is replaced by 'held out from selection'. The containment sentence is restricted to the twenty-minute runs. The live event-order claim is withdrawn from the paper and from the code notes. The auxiliary selection change is stated. The 2026 prefix/window paper is positioned in Section 2. The floats, Figure 4 and the attacked-service table are reworked. The incident narrative is removed.</w:t>
+        <w:t xml:space="preserve">We thank the reviewer for an eighth report, for the independent checks behind it, and for setting out bounded conditions for closing the review. We made the corrections the report lists and added no experiment. The abstract and conclusion now give the cold-start and warm-start counts. 'Unseen' is replaced by 'held out from selection'. The containment sentence is restricted to the twenty-minute runs. The live event-order claim is withdrawn from the paper and from the code notes. The auxiliary selection change is stated. The 2026 prefix/window paper is positioned in Section 2. The floats, Figure 6 and the attacked-service table are reworked. The incident narrative is removed.</w:t>
       </w:r>
     </w:p>
     <w:p>
@@ -94,7 +94,7 @@
         <w:t xml:space="preserve">Manuscript.</w:t>
       </w:r>
       <w:r>
-        <w:t xml:space="preserve"> Revision 8 has 10,844 words from the title to the references inclusive (10,798 by a whitespace count) and 15 pages in the journal's two-column layout. Its scope, studies and claims are those of revision 7, and it has no highlights page. The abstract, introduction, related work and conclusions were rewritten to the structure of the journal's recent articles: the introduction now states the problem, the existing defenses, their documented limits, the two closest studies and the gap before the approach and contributions; the related work is organized by where each defense acts, with a comparison table (Table 1) and a figure of the request path (Figure 1); the conclusions answer the research questions in turn. Every work cited was read, no experiment was added, and no number or claim changed.</w:t>
+        <w:t xml:space="preserve"> Revision 8 has 11,615 words from the title to the references inclusive (11,577 by a whitespace count) and 16 pages in the journal's two-column layout. Its scope, studies and claims are those of revision 7, and it has no highlights page. The abstract, introduction, related work and conclusions were rewritten to the structure of the journal's recent articles: the introduction now states the problem, the existing defenses, their documented limits, the two closest studies and the gap before the approach and contributions; the related work is organized by where each defense acts, with a comparison table (Table 1) and a figure of the request path (Figure 1); the research questions are stated as one question in three parts; the v1 baseline is given as Algorithm 1 with its gaps explained in the text, the threat model is expanded with Figure 2, and the twelve steps are drawn as a block diagram (Figure 3); the conclusions answer the questions in turn. Every work cited was read, no experiment was added, and no number or claim changed.</w:t>
       </w:r>
     </w:p>
     <w:tbl>
@@ -492,7 +492,7 @@
                 <w:sz w:val="18"/>
                 <w:szCs w:val="18"/>
               </w:rPr>
-              <w:t xml:space="preserve">Floats, Figure 4, Tables 9 and 10 and the Figure 2 key are done (Section 6 of this letter). The incident material is removed (M10). Reference 23 cites the immutable commit, the affiliation is complete and the tags are public; the release is published with the resubmission.</w:t>
+              <w:t xml:space="preserve">Floats, Figure 6, Tables 7 and 8 and the Figure 4 key are done (Section 6 of this letter). The incident material is removed (M10). Reference 23 cites the immutable commit, the affiliation is complete and the tags are public; the release is published with the resubmission.</w:t>
             </w:r>
           </w:p>
         </w:tc>
@@ -532,7 +532,7 @@
         <w:t xml:space="preserve">The advantage at the stated service target.</w:t>
       </w:r>
       <w:r>
-        <w:t xml:space="preserve"> Under the first protocol the selection rule picks settings at a stated benign target: the default's completion minus 0.5 points, met on tuning seeds. At that target the selected short-window counters leaked 6 to 48 messages against four concentrated 20-minute pumpers, at 0.06 to 0.43 points of attack-free completion. At the busiest density the default sequential tests leaked 19 to 452 (Table 7). Frozen and run under the second protocol on seeds and workloads held out from selection, the counter leaked no more than the tests in 131 of 144 cells. The run records, the store repair and the selection analyses reproduce, as the reviewer's independent checks confirmed.</w:t>
+        <w:t xml:space="preserve"> Under the first protocol the selection rule picks settings at a stated benign target: the default's completion minus 0.5 points, met on tuning seeds. At that target the selected short-window counters leaked 6 to 48 messages against four concentrated 20-minute pumpers, at 0.06 to 0.43 points of attack-free completion. At the busiest density the default sequential tests leaked 19 to 452 (Table 5). Frozen and run under the second protocol on seeds and workloads held out from selection, the counter leaked no more than the tests in 131 of 144 cells. The run records, the store repair and the selection analyses reproduce, as the reviewer's independent checks confirmed.</w:t>
       </w:r>
     </w:p>
     <w:p>
@@ -743,7 +743,7 @@
         <w:t xml:space="preserve">Where:</w:t>
       </w:r>
       <w:r>
-        <w:t xml:space="preserve"> Manuscript abstract, Sections 5.6 and 8.</w:t>
+        <w:t xml:space="preserve"> Manuscript abstract, Sections 5.6 and 7.</w:t>
       </w:r>
     </w:p>
     <w:p>
@@ -793,7 +793,7 @@
         <w:spacing w:after="120"/>
       </w:pPr>
       <w:r>
-        <w:t xml:space="preserve">Agreed, and nothing in revision 8 widens the claims. Every cost claim is stated for simulated users (abstract: 'at a low cost to simulated users'; Section 4.2: results for returning users 'describe trusted identities only'). Section 5.1 gives the model rule behind each contained attack (the datacenter attacker 'scores in the challenge tier and declines challenges'; 'Step 5 refuses the premium range'). The limitations list the generator's favourable assumptions, and Section 6 calls the combined policy 'a hypothesis for real traffic, not a recommendation'. The conclusion still names replaying real traffic as 'the experiment this paper most needs'.</w:t>
+        <w:t xml:space="preserve">Agreed, and nothing in revision 8 widens the claims. Every cost claim is stated for simulated users (abstract: 'at a low cost to simulated users'; Section 4.2: results for returning users 'describe trusted identities only'). Section 5.1 gives the model rule behind each contained attack (the datacenter attacker 'scores in the challenge tier and declines challenges'; 'Step 5 refuses the premium range'). The limitations list the generator's favourable assumptions, and Section 6.1 calls the combined policy 'a hypothesis for real traffic, not a recommendation'. The conclusion still names replaying real traffic as 'the experiment this paper most needs'.</w:t>
       </w:r>
     </w:p>
     <w:p>
@@ -808,7 +808,7 @@
         <w:t xml:space="preserve">Where:</w:t>
       </w:r>
       <w:r>
-        <w:t xml:space="preserve"> Manuscript abstract, Sections 4.2, 5.1, 6 and 7.</w:t>
+        <w:t xml:space="preserve"> Manuscript abstract, Sections 4.2, 5.1, 6.1 and 6.2.</w:t>
       </w:r>
     </w:p>
     <w:p>
@@ -938,7 +938,7 @@
         <w:t xml:space="preserve">Where:</w:t>
       </w:r>
       <w:r>
-        <w:t xml:space="preserve"> Manuscript Sections 5.6 and 7.</w:t>
+        <w:t xml:space="preserve"> Manuscript Sections 5.6 and 6.2.</w:t>
       </w:r>
     </w:p>
     <w:p>
@@ -988,7 +988,7 @@
         <w:spacing w:after="120"/>
       </w:pPr>
       <w:r>
-        <w:t xml:space="preserve">We checked each statement that Section 5.6 draws from the four-carrier table against the per-carrier values (results/round5_analyses.md). Two needed qualifying. Counter and tests together leak least in the sum, but against the instant verifier the tuned sequential setting leaks less (22 against 28); Section 5.6 now reads 'Counter and tests together, explored outside the frozen claims, leaked least summed over the four carriers but not against the instant verifier (28; T300, c0: 22), …'. The degradation range '5 to 9 points' was a carrier average; it now reads 'every evaluated policy left those users 5 to 9 points worse off on average (2 to 12 per carrier; 8 with none)', and the conclusion that 'none shields a block an attacker shares' holds for every carrier. The human-like carrier's exception to the counter's gain was already stated ('with the human-like carrier alone, it cost them 1.9'). The paragraph that introduces the attacked-service table (now Table 9) adds that the sum 'can hide a carrier on which a policy loses (per carrier: artifact)'. The limitations keep 'Close rankings rest on ten or fewer seeds, and costs that round to zero are not shown equivalent.'</w:t>
+        <w:t xml:space="preserve">We checked each statement that Section 5.6 draws from the four-carrier table against the per-carrier values (results/round5_analyses.md). Two needed qualifying. Counter and tests together leak least in the sum, but against the instant verifier the tuned sequential setting leaks less (22 against 28); Section 5.6 now reads 'Counter and tests together, explored outside the frozen claims, leaked least summed over the four carriers but not against the instant verifier (28; T300, c0: 22), …'. The degradation range '5 to 9 points' was a carrier average; it now reads 'every evaluated policy left those users 5 to 9 points worse off on average (2 to 12 per carrier; 8 with none)', and the conclusion that 'none shields a block an attacker shares' holds for every carrier. The human-like carrier's exception to the counter's gain was already stated ('with the human-like carrier alone, it cost them 1.9'). The paragraph that introduces the attacked-service table (now Table 7) adds that the sum 'can hide a carrier on which a policy loses (per carrier: artifact)'. The limitations keep 'Close rankings rest on ten or fewer seeds, and costs that round to zero are not shown equivalent.'</w:t>
       </w:r>
     </w:p>
     <w:p>
@@ -1003,7 +1003,7 @@
         <w:t xml:space="preserve">Where:</w:t>
       </w:r>
       <w:r>
-        <w:t xml:space="preserve"> Manuscript Section 5.6 (the text introducing Table 9), Section 7; results/round5_analyses.md (per carrier).</w:t>
+        <w:t xml:space="preserve"> Manuscript Section 5.6 (the text introducing Table 7), Section 6.2; results/round5_analyses.md (per carrier).</w:t>
       </w:r>
     </w:p>
     <w:p>
@@ -1191,7 +1191,7 @@
         <w:spacing w:after="120"/>
       </w:pPr>
       <w:r>
-        <w:t xml:space="preserve">We kept that wording: 'The leakages of these scripted adaptations are not bounds' (Section 5.8), 'break-even shares for scripted attackers under assumed prices, not bounds or criminal profit', and the heuristic limited to 'pumpers that solve no challenge and hold no exemption' (Section 6). No attack profile was added.</w:t>
+        <w:t xml:space="preserve">We kept that wording: 'The leakages of these scripted adaptations are not bounds' (Section 5.8), 'break-even shares for scripted attackers under assumed prices, not bounds or criminal profit', and the heuristic limited to 'pumpers that solve no challenge and hold no exemption' (Section 6.1). No attack profile was added.</w:t>
       </w:r>
     </w:p>
     <w:p>
@@ -1206,7 +1206,7 @@
         <w:t xml:space="preserve">Where:</w:t>
       </w:r>
       <w:r>
-        <w:t xml:space="preserve"> Manuscript Sections 5.8 and 6.</w:t>
+        <w:t xml:space="preserve"> Manuscript Sections 5.8 and 6.1.</w:t>
       </w:r>
     </w:p>
     <w:p>
@@ -1256,7 +1256,7 @@
         <w:spacing w:after="120"/>
       </w:pPr>
       <w:r>
-        <w:t xml:space="preserve">The restriction to the implemented policies stays in Section 5.6 ('we ranked only the implemented policies'), and Section 7 still lists tuned token buckets, other sequential statistics, per-client quotas within a block, carrier spend ceilings and bounded exemptions as outside the evaluation. The 2026 prefix/window paper is now positioned in Section 2 (Section 5 of this letter); no experiment was added.</w:t>
+        <w:t xml:space="preserve">The restriction to the implemented policies stays in Section 5.6 ('we ranked only the implemented policies'), and Section 6.2 still lists tuned token buckets, other sequential statistics, per-client quotas within a block, carrier spend ceilings and bounded exemptions as outside the evaluation. The 2026 prefix/window paper is now positioned in Section 2 (Section 5 of this letter); no experiment was added.</w:t>
       </w:r>
     </w:p>
     <w:p>
@@ -1271,7 +1271,7 @@
         <w:t xml:space="preserve">Where:</w:t>
       </w:r>
       <w:r>
-        <w:t xml:space="preserve"> Manuscript Sections 2, 5.6 and 7.</w:t>
+        <w:t xml:space="preserve"> Manuscript Sections 2, 5.6 and 6.2.</w:t>
       </w:r>
     </w:p>
     <w:p>
@@ -1328,7 +1328,7 @@
         <w:t xml:space="preserve">Incident material removed.</w:t>
       </w:r>
       <w:r>
-        <w:t xml:space="preserve"> We took the reviewer's second option. Section 3 ('Threat model and design') now opens with 'The v1 baseline and its gaps', which describes v1 by its seven controls and its bulk and test paths, and Table 2, without a Source column, 'lists eight assumptions behind these rules and how an attacker within the threat model breaks each; the gaps follow from the rules, not observed abuse'. The introduction now reads 'We study the defenses of a registration flow: a baseline of seven controls (v1) and a twelve-step redesign …' and contributes 'an analysis of eight gaps in the baseline'. No result depended on the incident, so no number changed. In the repository, the problem statement, README and ethics notes no longer describe an incident, and the original incident write-up (docs/original/problem_statement.pdf) is removed from the tree.</w:t>
+        <w:t xml:space="preserve"> We took the reviewer's second option. Section 3 ('Threat model and design') now opens with 'The v1 baseline and its gaps', which describes v1 by its seven controls and its bulk and test paths as Algorithm 1 and lists the eight gaps (A to H) in the text, without a source column: 'the eight gaps below follow from the rules, not from observed abuse'. The introduction now reads 'We study the defenses of a registration flow: a baseline of seven controls (v1) and a twelve-step redesign …' and contributes 'an analysis of eight gaps in the baseline'. No result depended on the incident, so no number changed. In the repository, the problem statement, README and ethics notes no longer describe an incident, and the original incident write-up (docs/original/problem_statement.pdf) is removed from the tree.</w:t>
       </w:r>
     </w:p>
     <w:p>
@@ -1358,7 +1358,7 @@
         <w:t xml:space="preserve">Where:</w:t>
       </w:r>
       <w:r>
-        <w:t xml:space="preserve"> Manuscript Sections 1 and 3, Table 2, reference 23, data availability; docs/problem_statement.md, docs/original/, README.md, docs/privacy_and_ethics.md; paper/highlights.txt.</w:t>
+        <w:t xml:space="preserve"> Manuscript Sections 1 and 3, Algorithm 1, reference 23, data availability; docs/problem_statement.md, docs/original/, README.md, docs/privacy_and_ethics.md; paper/highlights.txt.</w:t>
       </w:r>
     </w:p>
     <w:p>
@@ -2045,7 +2045,7 @@
         <w:spacing w:after="120" w:before="160"/>
       </w:pPr>
       <w:r>
-        <w:t xml:space="preserve">Q6 also completes our seventh-round letter, which reported the auxiliary change without saying that it occurred under both protocols. It occurred at 200 blocks under both, as results/store_change_report.md shows; the new supplementary key to the matched comparison, Figure 2 (results/figure1_key.md, named for the figure's revision 7 number), names the setting that holds the role in 2.8.x and in 2.9.0.</w:t>
+        <w:t xml:space="preserve">Q6 also completes our seventh-round letter, which reported the auxiliary change without saying that it occurred under both protocols. It occurred at 200 blocks under both, as results/store_change_report.md shows; the new supplementary key to the matched comparison, Figure 4 (results/figure1_key.md, named for the figure's revision 7 number), names the setting that holds the role in 2.8.x and in 2.9.0.</w:t>
       </w:r>
     </w:p>
     <w:p>
@@ -2203,7 +2203,7 @@
                 <w:sz w:val="18"/>
                 <w:szCs w:val="18"/>
               </w:rPr>
-              <w:t xml:space="preserve">Abstract and Section 8 vs Section 5.6</w:t>
+              <w:t xml:space="preserve">Abstract and Section 7 vs Section 5.6</w:t>
             </w:r>
           </w:p>
         </w:tc>
@@ -2295,7 +2295,7 @@
                 <w:sz w:val="18"/>
                 <w:szCs w:val="18"/>
               </w:rPr>
-              <w:t xml:space="preserve">Section 5.5 vs revision 7's Table 6 (now Table 6)</w:t>
+              <w:t xml:space="preserve">Section 5.5 vs revision 7's Table 6 (now Table 4)</w:t>
             </w:r>
           </w:p>
         </w:tc>
@@ -2364,7 +2364,7 @@
         <w:spacing w:after="120" w:before="160"/>
       </w:pPr>
       <w:r>
-        <w:t xml:space="preserve">The rows marked as legitimate differences of unit or estimand are unchanged and still stated with their units: cold 18/18 and warm 17/18 cells against 76/78 seeds; the 0.18-point miss of the tuning target; K4's 131/144 pooled and 23/36 for the instant verifier; the 24 per outcome-reading carrier of revision 7's Table 7 (now Table 7) against the 403 summed over four carriers in the attacked-service table; the Equation 3 excesses covered by Equation 4; and the run accounting (9,919 + 7,925 + 240 = 18,084 = 17,964 matched + 120 unmatched; 11,042 identical + 5,195 other counts only + 810 legitimate outcomes + 917 any leakage count = 17,964; 855 with total leakage changed, 805 of them lower).</w:t>
+        <w:t xml:space="preserve">The rows marked as legitimate differences of unit or estimand are unchanged and still stated with their units: cold 18/18 and warm 17/18 cells against 76/78 seeds; the 0.18-point miss of the tuning target; K4's 131/144 pooled and 23/36 for the instant verifier; the 24 per outcome-reading carrier of revision 7's Table 7 (now Table 5) against the 403 summed over four carriers in the attacked-service table; the Equation 3 excesses covered by Equation 4; and the run accounting (9,919 + 7,925 + 240 = 18,084 = 17,964 matched + 120 unmatched; 11,042 identical + 5,195 other counts only + 810 legitimate outcomes + 917 any leakage count = 17,964; 855 with total leakage changed, 805 of them lower).</w:t>
       </w:r>
     </w:p>
     <w:p>
@@ -2435,7 +2435,7 @@
         <w:t xml:space="preserve">Competing approaches.</w:t>
       </w:r>
       <w:r>
-        <w:t xml:space="preserve"> Tuned token buckets, other windowed or sequential outcome statistics, per-client allocation within a block, carrier spend ceilings and bounded exemptions remain named in Section 7 as outside the evaluated policies; no claim covers all counting or all testing methods.</w:t>
+        <w:t xml:space="preserve"> Tuned token buckets, other windowed or sequential outcome statistics, per-client allocation within a block, carrier spend ceilings and bounded exemptions remain named in Section 6.2 as outside the evaluated policies; no claim covers all counting or all testing methods.</w:t>
       </w:r>
     </w:p>
     <w:p>
@@ -2458,7 +2458,7 @@
         <w:t xml:space="preserve">Numbering in revision 8.</w:t>
       </w:r>
       <w:r>
-        <w:t xml:space="preserve"> To keep the body compact, revision 7's Table 3 (the study map) is now a supplementary map (results/study_map.md), cited in Section 4.3; supplementary Table S1 is unchanged. A comparison of related work is new Table 1 and a figure of the request path is new Figure 1, both in Section 2. Revision 7's Tables 1 and 2 are therefore Tables 2 and 3, revision 7's Tables 4 to 8 are Tables 4 to 8, and revision 7's Table 9 is split into Tables 9 (pumper on shared blocks) and 10 (poisoner); revision 7's Figures 1 to 3 are Figures 2 to 4. Equation numbers are unchanged. The sections now follow the journal's article structure: Introduction (1, with the contributions and an outline), Related work (2, in thematic subsections with a comparison table and a figure), Threat model and design (3, which holds revision 7's Sections 3 to 5: the v1 baseline and its gaps, the threat model, the pipeline, the feedback loop, the destination policies, the capacity controls and the leakage estimates, as Sections 3.1 to 3.7), Methodology (4, revision 7's Section 6), Results (5, revision 7's Section 7), Discussion (6), Limitations (7) and Conclusions and future work (8); the run-in paragraph headings are numbered subsections, and the declarations, CRediT statement and data availability precede the references. Citations and the reference list use the journal's author-year style, and the manuscript is set in its two-column layout. This letter cites manuscript sections by the revision 8 numbering.</w:t>
+        <w:t xml:space="preserve"> To keep the body compact, revision 7's Table 3 (the study map) is now a supplementary map (results/study_map.md), cited in Section 4.3; supplementary Table S1 is unchanged. A comparison of related work is new Table 1 and a figure of the request path is new Figure 1, both in Section 2. Revision 7's Table 1 (the v1 assumptions) is now Algorithm 1 with the gaps listed in the text, revision 7's Table 2 (the twelve steps) is now Figure 3, a block diagram, and the threat model has its own figure, Figure 2. Revision 7's Tables 4 to 8 are therefore Tables 2 to 6, and revision 7's Table 9 is split into Tables 7 (pumper on shared blocks) and 8 (poisoner); revision 7's Figures 1 to 3 are Figures 4 to 6. Equation numbers are unchanged. The sections now follow the journal's article structure: Introduction (1, with the contributions and an outline), Related work (2, in thematic subsections with a comparison table and a figure), Threat model and design (3, which holds revision 7's Sections 3 to 5: the v1 baseline and its gaps, the threat model, the pipeline, the feedback loop, the destination policies, the capacity controls and the leakage estimates, as Sections 3.1 to 3.7), Methodology (4, revision 7's Section 6), Results (5, revision 7's Section 7), Discussion and limitations (6, with the lessons as 6.1 and the limitations as 6.2) and Conclusions and future work (7); the run-in paragraph headings are numbered subsections, and the declarations, CRediT statement and data availability precede the references. Citations and the reference list use the journal's author-year style, and the manuscript is set in its two-column layout. This letter cites manuscript sections by the revision 8 numbering.</w:t>
       </w:r>
     </w:p>
     <w:p>
@@ -2478,7 +2478,7 @@
         <w:t xml:space="preserve">Table order.</w:t>
       </w:r>
       <w:r>
-        <w:t xml:space="preserve"> The attacker-profile table (now Table 4) was a fixed-position float; it is now a top float like its neighbours. In the compiled PDF, Tables 1 to 10 appear in order on pages 5, 6, 7, 8, 8, 9, 9, 9, 10 and 11, and Figures 1 to 4 on pages 3, 10, 11 and 12, which we checked page by page.</w:t>
+        <w:t xml:space="preserve"> The attacker-profile table (now Table 2) was a fixed-position float; it is now a top float like its neighbours. In the compiled PDF, Tables 1 to 8 appear in order on pages 5, 9, 9, 10, 10, 11, 11 and 12, Figures 1 to 6 on pages 3, 6, 7, 11, 12 and 14, and Algorithm 1 on page 5, which we checked page by page.</w:t>
       </w:r>
     </w:p>
     <w:p>
@@ -2495,7 +2495,7 @@
           <w:b/>
           <w:bCs/>
         </w:rPr>
-        <w:t xml:space="preserve">Figure 4 (revision 7's Figure 3).</w:t>
+        <w:t xml:space="preserve">Figure 6 (revision 7's Figure 3).</w:t>
       </w:r>
       <w:r>
         <w:t xml:space="preserve"> Redrawn to print at the full text width with larger text (8 to 9 pt as printed). Measurements have filled markers and solid or dashed lines; the estimates (Equations 2, 3 and 4) have hollow markers and dotted or dash-dot lines. The figure has two separate legends, one for measurements ('mean over five seeds, 95 % interval') and one for estimates, and every axis label says when the scale is logarithmic. The text that introduces the figure adds 'All horizontal axes and the vertical axes of (b, c) are logarithmic'. The warm-start curve is kept.</w:t>
@@ -2515,10 +2515,10 @@
           <w:b/>
           <w:bCs/>
         </w:rPr>
-        <w:t xml:space="preserve">Table 9 (now Tables 9 and 10).</w:t>
-      </w:r>
-      <w:r>
-        <w:t xml:space="preserve"> The pumper and the poisoner are two tables in larger type. The column headers carry the reference conditions ('Extra harm against attacked, no policy'; 'Degradation against attack-free, same policy'; 'Benign cost') and the cohorts ('all users (≈1,200)', 'attacked blocks (≈18)'). In Table 9 each interval sits under its mean; Table 10 has one interval column. The paragraph that introduces both tables says which entries carry intervals: in Table 9, leakage and the attacked blocks; in Table 10, all users' extra harm.</w:t>
+        <w:t xml:space="preserve">Table 9 (now Tables 7 and 8).</w:t>
+      </w:r>
+      <w:r>
+        <w:t xml:space="preserve"> The pumper and the poisoner are two tables in larger type. The column headers carry the reference conditions ('Extra harm against attacked, no policy'; 'Degradation against attack-free, same policy'; 'Benign cost') and the cohorts ('all users (≈1,200)', 'attacked blocks (≈18)'). In Table 7 each interval sits under its mean; Table 8 has one interval column. The paragraph that introduces both tables says which entries carry intervals: in Table 7, leakage and the attacked blocks; in Table 8, all users' extra harm.</w:t>
       </w:r>
     </w:p>
     <w:p>
@@ -2535,7 +2535,7 @@
           <w:b/>
           <w:bCs/>
         </w:rPr>
-        <w:t xml:space="preserve">Figure 2 (revision 7's Figure 1).</w:t>
+        <w:t xml:space="preserve">Figure 4 (revision 7's Figure 1).</w:t>
       </w:r>
       <w:r>
         <w:t xml:space="preserve"> The text that introduces the figure now says what the unlabelled points are: 'sequential settings matched to the default's false alarms at other credits (key: results/figure1_key.md)'. The new supplementary key lists every plotted setting with its completion, its summed leakage with interval and its roles in the selection. It names the auxiliary setting that changed in 2.9.0, T1000 cinf to T300 cinf, which is also identified in Section 4.3 (Q6).</w:t>
@@ -2558,7 +2558,7 @@
         <w:t xml:space="preserve">The boundary narrative.</w:t>
       </w:r>
       <w:r>
-        <w:t xml:space="preserve"> Tables 9 and 10 are now introduced and discussed before the boundary discussion, which has its own heading (Section 5.6.3). The boundary paragraph, including the 18/18 and 17/18 results, the near-tie qualification and the algebraic-crossing statement, starts on page 10 and runs onto page 11 with no float inside it; the two tables, introduced on page 9, are set at the foot of page 10 and the head of page 11, and Figure 4 follows on page 12. The adaptive-attacker results (E3), which followed in the same paragraph, are now a paragraph of their own.</w:t>
+        <w:t xml:space="preserve"> Tables 7 and 8 are now introduced and discussed before the boundary discussion, which has its own heading (Section 5.6.3). The boundary paragraph, including the 18/18 and 17/18 results, the near-tie qualification and the algebraic-crossing statement, starts on page 12 and runs onto page 13 with no float inside it; the two tables, introduced on page 10, are set on pages 11 and 12, and Figure 6 follows on page 14. The adaptive-attacker results (E3), which followed in the same paragraph, are now a paragraph of their own.</w:t>
       </w:r>
     </w:p>
     <w:p>
@@ -2578,7 +2578,7 @@
         <w:t xml:space="preserve">Captions.</w:t>
       </w:r>
       <w:r>
-        <w:t xml:space="preserve"> Every table and figure caption is now a short title. The descriptions that the items above require (intervals, units, reference conditions, the log-scale axes, the key to Figure 2 and the abbreviations used in the tables) are stated in the text where each table or figure is first discussed.</w:t>
+        <w:t xml:space="preserve"> Every table and figure caption is now a short title. The descriptions that the items above require (intervals, units, reference conditions, the log-scale axes, the key to Figure 4 and the abbreviations used in the tables) are stated in the text where each table or figure is first discussed.</w:t>
       </w:r>
     </w:p>
     <w:p>
@@ -2613,7 +2613,7 @@
         <w:t xml:space="preserve">Completed in the previous round, not repeated here:</w:t>
       </w:r>
       <w:r>
-        <w:t xml:space="preserve"> Figure 2's interval construction, Figure 3's description (now stated in the text), the attacker row of revision 7's Table 5 (now Table 5) and the cohort definitions of the attacked-service table. </w:t>
+        <w:t xml:space="preserve"> Figure 4's interval construction, Figure 5's description (now stated in the text), the attacker row of revision 7's Table 5 (now Table 3) and the cohort definitions of the attacked-service table. </w:t>
       </w:r>
       <w:r>
         <w:rPr>

--- a/paper/rebuttal_round8.docx
+++ b/paper/rebuttal_round8.docx
@@ -94,7 +94,7 @@
         <w:t xml:space="preserve">Manuscript.</w:t>
       </w:r>
       <w:r>
-        <w:t xml:space="preserve"> Revision 8 has 11,615 words from the title to the references inclusive (11,577 by a whitespace count) and 16 pages in the journal's two-column layout. Its scope, studies and claims are those of revision 7, and it has no highlights page. The abstract, introduction, related work and conclusions were rewritten to the structure of the journal's recent articles: the introduction now states the problem, the existing defenses, their documented limits, the two closest studies and the gap before the approach and contributions; the related work is organized by where each defense acts, with a comparison table (Table 1) and a figure of the request path (Figure 1); the research questions are stated as one question in three parts; the v1 baseline is given as Algorithm 1 with its gaps explained in the text, the threat model is expanded with Figure 2, and the twelve steps are drawn as a block diagram (Figure 3); the conclusions answer the questions in turn. Every work cited was read, no experiment was added, and no number or claim changed.</w:t>
+        <w:t xml:space="preserve"> Revision 8 has 13,180 words from the title to the references inclusive (13,182 by a whitespace count) and 17 pages in the journal's two-column layout. Its scope, studies and claims are those of revision 7, and it has no highlights page. The abstract, introduction, related work and conclusions were rewritten to the structure of the journal's recent articles: the introduction now states the problem, the existing defenses, their documented limits, the two closest studies and the gap before the approach and contributions; the related work is organized by where each defense acts, with a comparison table (Table 1) and a figure of the request path (Figure 1); the research questions are stated as one question in three parts; the v1 baseline is given as Algorithm 1 with its gaps explained in the text, the threat model is expanded with Figure 2, and the twelve steps are drawn as a block diagram (Figure 3) and given as Algorithm 2 as implemented; the operating-boundary figure is split into three figures set beside their paragraphs; Section 6.2 compares the design with the six benchmark designs run on the same traffic (Table 9) and with the nearest external work on what each needs and reports; the conclusions answer the questions in turn. Every work cited was read, no experiment was added, and no number or claim changed.</w:t>
       </w:r>
     </w:p>
     <w:tbl>
@@ -808,7 +808,7 @@
         <w:t xml:space="preserve">Where:</w:t>
       </w:r>
       <w:r>
-        <w:t xml:space="preserve"> Manuscript abstract, Sections 4.2, 5.1, 6.1 and 6.2.</w:t>
+        <w:t xml:space="preserve"> Manuscript abstract, Sections 4.2, 5.1, 6.1 and 6.3.</w:t>
       </w:r>
     </w:p>
     <w:p>
@@ -938,7 +938,7 @@
         <w:t xml:space="preserve">Where:</w:t>
       </w:r>
       <w:r>
-        <w:t xml:space="preserve"> Manuscript Sections 5.6 and 6.2.</w:t>
+        <w:t xml:space="preserve"> Manuscript Sections 5.6 and 6.3.</w:t>
       </w:r>
     </w:p>
     <w:p>
@@ -1003,7 +1003,7 @@
         <w:t xml:space="preserve">Where:</w:t>
       </w:r>
       <w:r>
-        <w:t xml:space="preserve"> Manuscript Section 5.6 (the text introducing Table 7), Section 6.2; results/round5_analyses.md (per carrier).</w:t>
+        <w:t xml:space="preserve"> Manuscript Section 5.6 (the text introducing Table 7), Section 6.3; results/round5_analyses.md (per carrier).</w:t>
       </w:r>
     </w:p>
     <w:p>
@@ -1256,7 +1256,7 @@
         <w:spacing w:after="120"/>
       </w:pPr>
       <w:r>
-        <w:t xml:space="preserve">The restriction to the implemented policies stays in Section 5.6 ('we ranked only the implemented policies'), and Section 6.2 still lists tuned token buckets, other sequential statistics, per-client quotas within a block, carrier spend ceilings and bounded exemptions as outside the evaluation. The 2026 prefix/window paper is now positioned in Section 2 (Section 5 of this letter); no experiment was added.</w:t>
+        <w:t xml:space="preserve">The restriction to the implemented policies stays in Section 5.6 ('we ranked only the implemented policies'), and Section 6.3 still lists tuned token buckets, other sequential statistics, per-client quotas within a block, carrier spend ceilings and bounded exemptions as outside the evaluation. The 2026 prefix/window paper is now positioned in Section 2 (Section 5 of this letter); no experiment was added.</w:t>
       </w:r>
     </w:p>
     <w:p>
@@ -1271,7 +1271,7 @@
         <w:t xml:space="preserve">Where:</w:t>
       </w:r>
       <w:r>
-        <w:t xml:space="preserve"> Manuscript Sections 2, 5.6 and 6.2.</w:t>
+        <w:t xml:space="preserve"> Manuscript Sections 2, 5.6 and 6.3.</w:t>
       </w:r>
     </w:p>
     <w:p>
@@ -2435,7 +2435,7 @@
         <w:t xml:space="preserve">Competing approaches.</w:t>
       </w:r>
       <w:r>
-        <w:t xml:space="preserve"> Tuned token buckets, other windowed or sequential outcome statistics, per-client allocation within a block, carrier spend ceilings and bounded exemptions remain named in Section 6.2 as outside the evaluated policies; no claim covers all counting or all testing methods.</w:t>
+        <w:t xml:space="preserve"> Tuned token buckets, other windowed or sequential outcome statistics, per-client allocation within a block, carrier spend ceilings and bounded exemptions remain named in Section 6.3 as outside the evaluated policies; no claim covers all counting or all testing methods.</w:t>
       </w:r>
     </w:p>
     <w:p>
@@ -2458,7 +2458,7 @@
         <w:t xml:space="preserve">Numbering in revision 8.</w:t>
       </w:r>
       <w:r>
-        <w:t xml:space="preserve"> To keep the body compact, revision 7's Table 3 (the study map) is now a supplementary map (results/study_map.md), cited in Section 4.3; supplementary Table S1 is unchanged. A comparison of related work is new Table 1 and a figure of the request path is new Figure 1, both in Section 2. Revision 7's Table 1 (the v1 assumptions) is now Algorithm 1 with the gaps listed in the text, revision 7's Table 2 (the twelve steps) is now Figure 3, a block diagram, and the threat model has its own figure, Figure 2. Revision 7's Tables 4 to 8 are therefore Tables 2 to 6, and revision 7's Table 9 is split into Tables 7 (pumper on shared blocks) and 8 (poisoner); revision 7's Figures 1 to 3 are Figures 4 to 6. Equation numbers are unchanged. The sections now follow the journal's article structure: Introduction (1, with the contributions and an outline), Related work (2, in thematic subsections with a comparison table and a figure), Threat model and design (3, which holds revision 7's Sections 3 to 5: the v1 baseline and its gaps, the threat model, the pipeline, the feedback loop, the destination policies, the capacity controls and the leakage estimates, as Sections 3.1 to 3.7), Methodology (4, revision 7's Section 6), Results (5, revision 7's Section 7), Discussion and limitations (6, with the lessons as 6.1 and the limitations as 6.2) and Conclusions and future work (7); the run-in paragraph headings are numbered subsections, and the declarations, CRediT statement and data availability precede the references. Citations and the reference list use the journal's author-year style, and the manuscript is set in its two-column layout. This letter cites manuscript sections by the revision 8 numbering.</w:t>
+        <w:t xml:space="preserve"> To keep the body compact, revision 7's Table 3 (the study map) is now a supplementary map (results/study_map.md), cited in Section 4.3; supplementary Table S1 is unchanged. A comparison of related work is new Table 1 and a figure of the request path is new Figure 1, both in Section 2. Revision 7's Table 1 (the v1 assumptions) is now Algorithm 1 with the gaps listed in the text, revision 7's Table 2 (the twelve steps) is now Figure 3, a block diagram, and the threat model has its own figure, Figure 2. Revision 7's Tables 4 to 8 are therefore Tables 2 to 6, and revision 7's Table 9 is split into Tables 7 (pumper on shared blocks) and 8 (poisoner); revision 7's Figures 1 and 2 are Figures 4 and 5, and revision 7's Figure 3 is split into Figures 6 to 8, one per panel. Algorithm 2 gives the v2 pipeline and its feedback loop as implemented (Section 3.3), and Table 9 (Section 6.2) sets every design against every source-side attacker. Equation numbers are unchanged. The sections now follow the journal's article structure: Introduction (1, with the contributions and an outline), Related work (2, in thematic subsections with a comparison table and a figure), Threat model and design (3, which holds revision 7's Sections 3 to 5: the v1 baseline and its gaps, the threat model, the pipeline, the feedback loop, the destination policies, the capacity controls and the leakage estimates, as Sections 3.1 to 3.7), Methodology (4, revision 7's Section 6), Results (5, revision 7's Section 7), Discussion and limitations (6, with the lessons as 6.1, a comparison with the in-study benchmark designs and the nearest work as 6.2, and the limitations as 6.3) and Conclusions and future work (7); the run-in paragraph headings are numbered subsections, and the declarations, CRediT statement and data availability precede the references. Citations and the reference list use the journal's author-year style, and the manuscript is set in its two-column layout. This letter cites manuscript sections by the revision 8 numbering.</w:t>
       </w:r>
     </w:p>
     <w:p>
@@ -2478,7 +2478,7 @@
         <w:t xml:space="preserve">Table order.</w:t>
       </w:r>
       <w:r>
-        <w:t xml:space="preserve"> The attacker-profile table (now Table 2) was a fixed-position float; it is now a top float like its neighbours. In the compiled PDF, Tables 1 to 8 appear in order on pages 5, 9, 9, 10, 10, 11, 11 and 12, Figures 1 to 6 on pages 3, 6, 7, 11, 12 and 14, and Algorithm 1 on page 5, which we checked page by page.</w:t>
+        <w:t xml:space="preserve"> The attacker-profile table (now Table 2) was a fixed-position float; it is now a top float like its neighbours. In the compiled PDF, Tables 1 to 9 appear in order on pages 5, 10, 10, 11, 11, 12, 13, 14 and 15, Figures 1 to 8 on pages 3, 6, 7, 11, 12, 13, 14 and 14, and Algorithms 1 and 2 on pages 5 and 7, each on the page of its first mention or the page after, which we checked page by page.</w:t>
       </w:r>
     </w:p>
     <w:p>
@@ -2495,10 +2495,10 @@
           <w:b/>
           <w:bCs/>
         </w:rPr>
-        <w:t xml:space="preserve">Figure 6 (revision 7's Figure 3).</w:t>
-      </w:r>
-      <w:r>
-        <w:t xml:space="preserve"> Redrawn to print at the full text width with larger text (8 to 9 pt as printed). Measurements have filled markers and solid or dashed lines; the estimates (Equations 2, 3 and 4) have hollow markers and dotted or dash-dot lines. The figure has two separate legends, one for measurements ('mean over five seeds, 95 % interval') and one for estimates, and every axis label says when the scale is logarithmic. The text that introduces the figure adds 'All horizontal axes and the vertical axes of (b, c) are logarithmic'. The warm-start curve is kept.</w:t>
+        <w:t xml:space="preserve">Figures 6 to 8 (revision 7's Figure 3).</w:t>
+      </w:r>
+      <w:r>
+        <w:t xml:space="preserve"> The three panels are now three column-width figures, each set beside the paragraph that discusses it, drawn from the same data (text of 10 to 11 pt drawn, about 9 pt as printed). Measurements have filled markers and solid or dashed lines; the estimates (Equations 2, 3 and 4) have hollow markers and dotted or dash-dot lines. Each security figure has two legends, one for measurements ('mean over five seeds, 95 % interval') and one for estimates, and every axis label says when the scale is logarithmic; the text says so too ('its horizontal axis is logarithmic' for Figure 6, 'both axes are logarithmic' for Figures 7 and 8). The warm-start curve is kept.</w:t>
       </w:r>
     </w:p>
     <w:p>
@@ -2558,7 +2558,7 @@
         <w:t xml:space="preserve">The boundary narrative.</w:t>
       </w:r>
       <w:r>
-        <w:t xml:space="preserve"> Tables 7 and 8 are now introduced and discussed before the boundary discussion, which has its own heading (Section 5.6.3). The boundary paragraph, including the 18/18 and 17/18 results, the near-tie qualification and the algebraic-crossing statement, starts on page 12 and runs onto page 13 with no float inside it; the two tables, introduced on page 10, are set on pages 11 and 12, and Figure 6 follows on page 14. The adaptive-attacker results (E3), which followed in the same paragraph, are now a paragraph of their own.</w:t>
+        <w:t xml:space="preserve"> Tables 7 and 8 are now introduced and discussed before the boundary discussion, which has its own heading (Section 5.6.3). The boundary paragraph, including the 18/18 and 17/18 results, the near-tie qualification and the algebraic-crossing statement, starts on page 13 and runs onto page 14 with no float inside the text; the two tables, introduced on page 12, are set on pages 13 and 14, and Figures 6 to 8 are set beside the paragraphs that discuss them on pages 13 and 14. The adaptive-attacker results (E3), which followed in the same paragraph, are now a paragraph of their own.</w:t>
       </w:r>
     </w:p>
     <w:p>

--- a/paper/rebuttal_round8.docx
+++ b/paper/rebuttal_round8.docx
@@ -94,7 +94,7 @@
         <w:t xml:space="preserve">Manuscript.</w:t>
       </w:r>
       <w:r>
-        <w:t xml:space="preserve"> Revision 8 has 13,180 words from the title to the references inclusive (13,182 by a whitespace count) and 17 pages in the journal's two-column layout. Its scope, studies and claims are those of revision 7, and it has no highlights page. The abstract, introduction, related work and conclusions were rewritten to the structure of the journal's recent articles: the introduction now states the problem, the existing defenses, their documented limits, the two closest studies and the gap before the approach and contributions; the related work is organized by where each defense acts, with a comparison table (Table 1) and a figure of the request path (Figure 1); the research questions are stated as one question in three parts; the v1 baseline is given as Algorithm 1 with its gaps explained in the text, the threat model is expanded with Figure 2, and the twelve steps are drawn as a block diagram (Figure 3) and given as Algorithm 2 as implemented; the operating-boundary figure is split into three figures set beside their paragraphs; Section 6.2 compares the design with the six benchmark designs run on the same traffic (Table 9) and with the nearest external work on what each needs and reports; the conclusions answer the questions in turn. Every work cited was read, no experiment was added, and no number or claim changed.</w:t>
+        <w:t xml:space="preserve"> Revision 8 has 13,214 words from the title to the references inclusive (13,216 by a whitespace count) and 17 pages in the journal's two-column layout. Its scope, studies and claims are those of revision 7, and it has no highlights page. The abstract, introduction, related work and conclusions were rewritten to the structure of the journal's recent articles: the introduction now states the problem, the existing defenses, their documented limits, the two closest studies and the gap before the approach and contributions; the related work is organized by where each defense acts, with a comparison table (Table 1) and a figure of the request path (Figure 1); the research questions are stated as one question in three parts; the v1 baseline is given as Algorithm 1 with its gaps explained in the text, the threat model is expanded with Figure 2, and the twelve steps are drawn as a block diagram (Figure 3) and given as Algorithm 2 as implemented; the operating-boundary figure is split into three figures set beside their paragraphs; Section 6.2 compares the design with the six benchmark designs run on the same traffic (Table 9) and with the nearest external work on what each needs and reports; the conclusions answer the questions in turn. Every work cited was read, no experiment was added, and no number or claim changed.</w:t>
       </w:r>
     </w:p>
     <w:tbl>
@@ -1328,7 +1328,7 @@
         <w:t xml:space="preserve">Incident material removed.</w:t>
       </w:r>
       <w:r>
-        <w:t xml:space="preserve"> We took the reviewer's second option. Section 3 ('Threat model and design') now opens with 'The v1 baseline and its gaps', which describes v1 by its seven controls and its bulk and test paths as Algorithm 1 and lists the eight gaps (A to H) in the text, without a source column: 'the eight gaps below follow from the rules, not from observed abuse'. The introduction now reads 'We study the defenses of a registration flow: a baseline of seven controls (v1) and a twelve-step redesign …' and contributes 'an analysis of eight gaps in the baseline'. No result depended on the incident, so no number changed. In the repository, the problem statement, README and ethics notes no longer describe an incident, and the original incident write-up (docs/original/problem_statement.pdf) is removed from the tree.</w:t>
+        <w:t xml:space="preserve"> We took the reviewer's second option. Section 3 ('Threat model and design') now opens with 'The baseline and its gaps', which describes v1 by its seven controls and its bulk and test paths as Algorithm 1 and lists the eight gaps (A to H) in the text, without a source column: 'the eight gaps below follow from the rules, not from observed abuse'. The introduction now reads 'We study the defenses of a registration flow: a baseline of seven controls (v1) and a twelve-step redesign …' and contributes 'an analysis of eight gaps in the baseline'. No result depended on the incident, so no number changed. In the repository, the problem statement, README and ethics notes no longer describe an incident, and the original incident write-up (docs/original/problem_statement.pdf) is removed from the tree.</w:t>
       </w:r>
     </w:p>
     <w:p>

--- a/paper/rebuttal_round8.docx
+++ b/paper/rebuttal_round8.docx
@@ -79,7 +79,7 @@
         <w:spacing w:after="120"/>
       </w:pPr>
       <w:r>
-        <w:t xml:space="preserve">We thank the reviewer for an eighth report, for the independent checks behind it, and for setting out bounded conditions for closing the review. We made the corrections the report lists and added no experiment. The abstract and conclusion now give the cold-start and warm-start counts. 'Unseen' is replaced by 'held out from selection'. The containment sentence is restricted to the twenty-minute runs. The live event-order claim is withdrawn from the paper and from the code notes. The auxiliary selection change is stated. The 2026 prefix/window paper is positioned in Section 2. The floats, Figure 6 and the attacked-service table are reworked. The incident narrative is removed.</w:t>
+        <w:t xml:space="preserve">We thank the reviewer for an eighth report, for the independent checks behind it, and for setting out bounded conditions for closing the review. We made the corrections the report lists and added no experiment. The abstract and conclusion now give the cold-start and warm-start counts. 'Unseen' is replaced by 'held out from selection'. The containment sentence is restricted to the twenty-minute runs. The live event-order claim is withdrawn from the paper and from the code notes. The auxiliary selection change is stated. The 2026 prefix/window paper is positioned in Section 2. The floats, Figure 7 and the attacked-service table are reworked. The incident narrative is removed.</w:t>
       </w:r>
     </w:p>
     <w:p>
@@ -94,7 +94,7 @@
         <w:t xml:space="preserve">Manuscript.</w:t>
       </w:r>
       <w:r>
-        <w:t xml:space="preserve"> Revision 8 has 13,214 words from the title to the references inclusive (13,216 by a whitespace count) and 17 pages in the journal's two-column layout. Its scope, studies and claims are those of revision 7, and it has no highlights page. The abstract, introduction, related work and conclusions were rewritten to the structure of the journal's recent articles: the introduction now states the problem, the existing defenses, their documented limits, the two closest studies and the gap before the approach and contributions; the related work is organized by where each defense acts, with a comparison table (Table 1) and a figure of the request path (Figure 1); the research questions are stated as one question in three parts; the v1 baseline is given as Algorithm 1 with its gaps explained in the text, the threat model is expanded with Figure 2, and the twelve steps are drawn as a block diagram (Figure 3) and given as Algorithm 2 as implemented; the operating-boundary figure is split into three figures set beside their paragraphs; Section 6.2 compares the design with the six benchmark designs run on the same traffic (Table 9) and with the nearest external work on what each needs and reports; the conclusions answer the questions in turn. Every work cited was read, no experiment was added, and no number or claim changed.</w:t>
+        <w:t xml:space="preserve"> Revision 8 has 13,923 words from the title to the references inclusive (13,932 by a whitespace count) and 18 pages in the journal's two-column layout. Its scope, studies and claims are those of revision 7, and it has no highlights page. The abstract, introduction, related work and conclusions were rewritten to the structure of the journal's recent articles: the introduction now states the problem, the existing defenses, their documented limits, the two closest studies and the gap before the approach and contributions; the related work is organized by where each defense acts, with a comparison table (Table 1) and a figure of the request path (Figure 1); the research questions are stated as one question in three parts; the v1 baseline is given as Algorithm 1 with its gaps explained in the text, the threat model is expanded with Figure 2, and the twelve steps are drawn as a block diagram (Figure 3) and given as Algorithm 2 as implemented; the evaluation method is drawn as Figure 4 and one simulation run is given as Algorithm 3; the contributions are four short labelled statements; the operating-boundary figure is split into three figures set beside their paragraphs; Section 6.2 compares the design with the six benchmark designs run on the same traffic (Table 9) and with the nearest external work on what each needs and reports; the conclusions answer the questions in turn. Every work cited was read, no experiment was added, and no number or claim changed.</w:t>
       </w:r>
     </w:p>
     <w:tbl>
@@ -492,7 +492,7 @@
                 <w:sz w:val="18"/>
                 <w:szCs w:val="18"/>
               </w:rPr>
-              <w:t xml:space="preserve">Floats, Figure 6, Tables 7 and 8 and the Figure 4 key are done (Section 6 of this letter). The incident material is removed (M10). Reference 23 cites the immutable commit, the affiliation is complete and the tags are public; the release is published with the resubmission.</w:t>
+              <w:t xml:space="preserve">Floats, Figure 7, Tables 7 and 8 and the Figure 5 key are done (Section 6 of this letter). The incident material is removed (M10). Reference 23 cites the immutable commit, the affiliation is complete and the tags are public; the release is published with the resubmission.</w:t>
             </w:r>
           </w:p>
         </w:tc>
@@ -2458,7 +2458,7 @@
         <w:t xml:space="preserve">Numbering in revision 8.</w:t>
       </w:r>
       <w:r>
-        <w:t xml:space="preserve"> To keep the body compact, revision 7's Table 3 (the study map) is now a supplementary map (results/study_map.md), cited in Section 4.3; supplementary Table S1 is unchanged. A comparison of related work is new Table 1 and a figure of the request path is new Figure 1, both in Section 2. Revision 7's Table 1 (the v1 assumptions) is now Algorithm 1 with the gaps listed in the text, revision 7's Table 2 (the twelve steps) is now Figure 3, a block diagram, and the threat model has its own figure, Figure 2. Revision 7's Tables 4 to 8 are therefore Tables 2 to 6, and revision 7's Table 9 is split into Tables 7 (pumper on shared blocks) and 8 (poisoner); revision 7's Figures 1 and 2 are Figures 4 and 5, and revision 7's Figure 3 is split into Figures 6 to 8, one per panel. Algorithm 2 gives the v2 pipeline and its feedback loop as implemented (Section 3.3), and Table 9 (Section 6.2) sets every design against every source-side attacker. Equation numbers are unchanged. The sections now follow the journal's article structure: Introduction (1, with the contributions and an outline), Related work (2, in thematic subsections with a comparison table and a figure), Threat model and design (3, which holds revision 7's Sections 3 to 5: the v1 baseline and its gaps, the threat model, the pipeline, the feedback loop, the destination policies, the capacity controls and the leakage estimates, as Sections 3.1 to 3.7), Methodology (4, revision 7's Section 6), Results (5, revision 7's Section 7), Discussion and limitations (6, with the lessons as 6.1, a comparison with the in-study benchmark designs and the nearest work as 6.2, and the limitations as 6.3) and Conclusions and future work (7); the run-in paragraph headings are numbered subsections, and the declarations, CRediT statement and data availability precede the references. Citations and the reference list use the journal's author-year style, and the manuscript is set in its two-column layout. This letter cites manuscript sections by the revision 8 numbering.</w:t>
+        <w:t xml:space="preserve"> To keep the body compact, revision 7's Table 3 (the study map) is now a supplementary map (results/study_map.md), cited in Section 4.3; supplementary Table S1 is unchanged. A comparison of related work is new Table 1 and a figure of the request path is new Figure 1, both in Section 2. Revision 7's Table 1 (the v1 assumptions) is now Algorithm 1 with the gaps listed in the text, revision 7's Table 2 (the twelve steps) is now Figure 3, a block diagram, and the threat model has its own figure, Figure 2. Revision 7's Tables 4 to 8 are therefore Tables 2 to 6, and revision 7's Table 9 is split into Tables 7 (pumper on shared blocks) and 8 (poisoner); the evaluation method is new Figure 4 (Section 4), so revision 7's Figures 1 and 2 are Figures 5 and 6, and revision 7's Figure 3 is split into Figures 7 to 9, one per panel. Algorithm 2 gives the v2 pipeline and its feedback loop as implemented (Section 3.3), Algorithm 3 gives one simulation run as the evaluation harness executes it (Section 4.2), and Table 9 (Section 6.2) sets every design against every source-side attacker. Equation numbers are unchanged. The sections now follow the journal's article structure: Introduction (1, with the contributions and an outline), Related work (2, in thematic subsections with a comparison table and a figure), Threat model and design (3, which holds revision 7's Sections 3 to 5: the v1 baseline and its gaps, the threat model, the pipeline, the feedback loop, the destination policies, the capacity controls and the leakage estimates, as Sections 3.1 to 3.7), Methodology (4, revision 7's Section 6), Results (5, revision 7's Section 7), Discussion and limitations (6, with the lessons as 6.1, a comparison with the in-study benchmark designs and the nearest work as 6.2, and the limitations as 6.3) and Conclusions and future work (7); the run-in paragraph headings are numbered subsections, and the declarations, CRediT statement and data availability precede the references. Citations and the reference list use the journal's author-year style, and the manuscript is set in its two-column layout. This letter cites manuscript sections by the revision 8 numbering.</w:t>
       </w:r>
     </w:p>
     <w:p>
@@ -2478,7 +2478,7 @@
         <w:t xml:space="preserve">Table order.</w:t>
       </w:r>
       <w:r>
-        <w:t xml:space="preserve"> The attacker-profile table (now Table 2) was a fixed-position float; it is now a top float like its neighbours. In the compiled PDF, Tables 1 to 9 appear in order on pages 5, 10, 10, 11, 11, 12, 13, 14 and 15, Figures 1 to 8 on pages 3, 6, 7, 11, 12, 13, 14 and 14, and Algorithms 1 and 2 on pages 5 and 7, each on the page of its first mention or the page after, which we checked page by page.</w:t>
+        <w:t xml:space="preserve"> The attacker-profile table (now Table 2) was a fixed-position float; it is now a top float like its neighbours. In the compiled PDF, Tables 1 to 9 appear in order on pages 5, 10, 11, 12, 12, 13, 14, 15 and 16, Figures 1 to 9 on pages 3, 7, 7, 10, 12, 13, 14, 15 and 15, and Algorithms 1 to 3 on pages 5, 8 and 10, each on the page of the paragraph that discusses it or the page after, which we checked page by page.</w:t>
       </w:r>
     </w:p>
     <w:p>
@@ -2495,10 +2495,10 @@
           <w:b/>
           <w:bCs/>
         </w:rPr>
-        <w:t xml:space="preserve">Figures 6 to 8 (revision 7's Figure 3).</w:t>
-      </w:r>
-      <w:r>
-        <w:t xml:space="preserve"> The three panels are now three column-width figures, each set beside the paragraph that discusses it, drawn from the same data (text of 10 to 11 pt drawn, about 9 pt as printed). Measurements have filled markers and solid or dashed lines; the estimates (Equations 2, 3 and 4) have hollow markers and dotted or dash-dot lines. Each security figure has two legends, one for measurements ('mean over five seeds, 95 % interval') and one for estimates, and every axis label says when the scale is logarithmic; the text says so too ('its horizontal axis is logarithmic' for Figure 6, 'both axes are logarithmic' for Figures 7 and 8). The warm-start curve is kept.</w:t>
+        <w:t xml:space="preserve">Figures 7 to 9 (revision 7's Figure 3).</w:t>
+      </w:r>
+      <w:r>
+        <w:t xml:space="preserve"> The three panels are now three column-width figures, each set beside the paragraph that discusses it, drawn from the same data (text of 10 to 11 pt drawn, about 9 pt as printed). Measurements have filled markers and solid or dashed lines; the estimates (Equations 2, 3 and 4) have hollow markers and dotted or dash-dot lines. Each security figure has two legends, one for measurements ('mean over five seeds, 95 % interval') and one for estimates, and every axis label says when the scale is logarithmic; the text says so too ('its horizontal axis is logarithmic' for Figure 7, 'both axes are logarithmic' for Figures 8 and 9). The warm-start curve is kept.</w:t>
       </w:r>
     </w:p>
     <w:p>
@@ -2535,7 +2535,7 @@
           <w:b/>
           <w:bCs/>
         </w:rPr>
-        <w:t xml:space="preserve">Figure 4 (revision 7's Figure 1).</w:t>
+        <w:t xml:space="preserve">Figure 5 (revision 7's Figure 1).</w:t>
       </w:r>
       <w:r>
         <w:t xml:space="preserve"> The text that introduces the figure now says what the unlabelled points are: 'sequential settings matched to the default's false alarms at other credits (key: results/figure1_key.md)'. The new supplementary key lists every plotted setting with its completion, its summed leakage with interval and its roles in the selection. It names the auxiliary setting that changed in 2.9.0, T1000 cinf to T300 cinf, which is also identified in Section 4.3 (Q6).</w:t>
@@ -2558,7 +2558,7 @@
         <w:t xml:space="preserve">The boundary narrative.</w:t>
       </w:r>
       <w:r>
-        <w:t xml:space="preserve"> Tables 7 and 8 are now introduced and discussed before the boundary discussion, which has its own heading (Section 5.6.3). The boundary paragraph, including the 18/18 and 17/18 results, the near-tie qualification and the algebraic-crossing statement, starts on page 13 and runs onto page 14 with no float inside the text; the two tables, introduced on page 12, are set on pages 13 and 14, and Figures 6 to 8 are set beside the paragraphs that discuss them on pages 13 and 14. The adaptive-attacker results (E3), which followed in the same paragraph, are now a paragraph of their own.</w:t>
+        <w:t xml:space="preserve"> Tables 7 and 8 are now introduced and discussed before the boundary discussion, which has its own heading (Section 5.6.3). The boundary paragraph, including the 18/18 and 17/18 results, the near-tie qualification and the algebraic-crossing statement, starts on page 14 and runs onto page 15 with no float inside the text; the two tables, introduced on page 13, are set on pages 14 and 15, and Figures 7 to 9 are set beside the paragraphs that discuss them on pages 14 and 15. The adaptive-attacker results (E3), which followed in the same paragraph, are now a paragraph of their own.</w:t>
       </w:r>
     </w:p>
     <w:p>
@@ -2578,7 +2578,7 @@
         <w:t xml:space="preserve">Captions.</w:t>
       </w:r>
       <w:r>
-        <w:t xml:space="preserve"> Every table and figure caption is now a short title. The descriptions that the items above require (intervals, units, reference conditions, the log-scale axes, the key to Figure 4 and the abbreviations used in the tables) are stated in the text where each table or figure is first discussed.</w:t>
+        <w:t xml:space="preserve"> Every table and figure caption is now a short title. The descriptions that the items above require (intervals, units, reference conditions, the log-scale axes, the key to Figure 5 and the abbreviations used in the tables) are stated in the text where each table or figure is first discussed.</w:t>
       </w:r>
     </w:p>
     <w:p>
@@ -2613,7 +2613,7 @@
         <w:t xml:space="preserve">Completed in the previous round, not repeated here:</w:t>
       </w:r>
       <w:r>
-        <w:t xml:space="preserve"> Figure 4's interval construction, Figure 5's description (now stated in the text), the attacker row of revision 7's Table 5 (now Table 3) and the cohort definitions of the attacked-service table. </w:t>
+        <w:t xml:space="preserve"> Figure 5's interval construction, Figure 6's description (now stated in the text), the attacker row of revision 7's Table 5 (now Table 3) and the cohort definitions of the attacked-service table. </w:t>
       </w:r>
       <w:r>
         <w:rPr>

--- a/paper/rebuttal_round8.docx
+++ b/paper/rebuttal_round8.docx
@@ -79,7 +79,7 @@
         <w:spacing w:after="120"/>
       </w:pPr>
       <w:r>
-        <w:t xml:space="preserve">We thank the reviewer for an eighth report, for the independent checks behind it, and for setting out bounded conditions for closing the review. We made the corrections the report lists and added no experiment. The abstract and conclusion now give the cold-start and warm-start counts. 'Unseen' is replaced by 'held out from selection'. The containment sentence is restricted to the twenty-minute runs. The live event-order claim is withdrawn from the paper and from the code notes. The auxiliary selection change is stated. The 2026 prefix/window paper is positioned in Section 2. The floats, Figure 7 and the attacked-service table are reworked. The incident narrative is removed.</w:t>
+        <w:t xml:space="preserve">We thank the reviewer for an eighth report, for the independent checks behind it, and for setting out bounded conditions for closing the review. We made the corrections the report lists and added no experiment. The abstract and conclusion now give the cold-start and warm-start counts. 'Unseen' is replaced by 'held out from selection'. The containment sentence is restricted to the twenty-minute runs. The live event-order claim is withdrawn from the paper and from the code notes. The auxiliary selection change is stated. The 2026 prefix/window paper is positioned in Section 2. The floats, Figure 8 and the attacked-service table are reworked. The incident narrative is removed.</w:t>
       </w:r>
     </w:p>
     <w:p>
@@ -94,7 +94,7 @@
         <w:t xml:space="preserve">Manuscript.</w:t>
       </w:r>
       <w:r>
-        <w:t xml:space="preserve"> Revision 8 has 13,923 words from the title to the references inclusive (13,932 by a whitespace count) and 18 pages in the journal's two-column layout. Its scope, studies and claims are those of revision 7, and it has no highlights page. The abstract, introduction, related work and conclusions were rewritten to the structure of the journal's recent articles: the introduction now states the problem, the existing defenses, their documented limits, the two closest studies and the gap before the approach and contributions; the related work is organized by where each defense acts, with a comparison table (Table 1) and a figure of the request path (Figure 1); the research questions are stated as one question in three parts; the v1 baseline is given as Algorithm 1 with its gaps explained in the text, the threat model is expanded with Figure 2, and the twelve steps are drawn as a block diagram (Figure 3) and given as Algorithm 2 as implemented; the evaluation method is drawn as Figure 4 and one simulation run is given as Algorithm 3; the contributions are four short labelled statements; the operating-boundary figure is split into three figures set beside their paragraphs; Section 6.2 compares the design with the six benchmark designs run on the same traffic (Table 9) and with the nearest external work on what each needs and reports; the conclusions answer the questions in turn. Every work cited was read, no experiment was added, and no number or claim changed.</w:t>
+        <w:t xml:space="preserve"> Revision 8 has 14,258 words from the title to the references inclusive (14,266 by a whitespace count) and 19 pages in the journal's two-column layout. Its scope, studies and claims are those of revision 7, and it has no highlights page. The abstract, introduction, related work and conclusions were rewritten to the structure of the journal's recent articles: the introduction now states the problem, the existing defenses, their documented limits, the two closest studies and the gap before the approach and contributions; the related work is organized by where each defense acts, with a comparison table (Table 1) and a figure of the request path (Figure 1); the research questions are stated as one question in three parts; the v1 baseline is given as Algorithm 1 with its gaps explained in the text, the threat model is expanded with Figure 2, and the architecture of the implementation is drawn as Figure 3, the twelve steps as a block diagram (Figure 4) and given as Algorithm 2 as implemented; the evaluation method is drawn as Figure 5 and one simulation run is given as Algorithm 3; the contributions are four short labelled statements; the operating-boundary figure is split into three figures set beside their paragraphs; Section 6.2 compares the design with the six benchmark designs run on the same traffic (Table 9) and with the nearest external work on what each needs and reports; the conclusions answer the questions in turn. Every work cited was read, no experiment was added, and no number or claim changed.</w:t>
       </w:r>
     </w:p>
     <w:tbl>
@@ -492,7 +492,7 @@
                 <w:sz w:val="18"/>
                 <w:szCs w:val="18"/>
               </w:rPr>
-              <w:t xml:space="preserve">Floats, Figure 7, Tables 7 and 8 and the Figure 5 key are done (Section 6 of this letter). The incident material is removed (M10). Reference 23 cites the immutable commit, the affiliation is complete and the tags are public; the release is published with the resubmission.</w:t>
+              <w:t xml:space="preserve">Floats, Figure 8, Tables 7 and 8 and the Figure 6 key are done (Section 6 of this letter). The incident material is removed (M10). Reference 23 cites the immutable commit, the affiliation is complete and the tags are public; the release is published with the resubmission.</w:t>
             </w:r>
           </w:p>
         </w:tc>
@@ -2458,7 +2458,7 @@
         <w:t xml:space="preserve">Numbering in revision 8.</w:t>
       </w:r>
       <w:r>
-        <w:t xml:space="preserve"> To keep the body compact, revision 7's Table 3 (the study map) is now a supplementary map (results/study_map.md), cited in Section 4.3; supplementary Table S1 is unchanged. A comparison of related work is new Table 1 and a figure of the request path is new Figure 1, both in Section 2. Revision 7's Table 1 (the v1 assumptions) is now Algorithm 1 with the gaps listed in the text, revision 7's Table 2 (the twelve steps) is now Figure 3, a block diagram, and the threat model has its own figure, Figure 2. Revision 7's Tables 4 to 8 are therefore Tables 2 to 6, and revision 7's Table 9 is split into Tables 7 (pumper on shared blocks) and 8 (poisoner); the evaluation method is new Figure 4 (Section 4), so revision 7's Figures 1 and 2 are Figures 5 and 6, and revision 7's Figure 3 is split into Figures 7 to 9, one per panel. Algorithm 2 gives the v2 pipeline and its feedback loop as implemented (Section 3.3), Algorithm 3 gives one simulation run as the evaluation harness executes it (Section 4.2), and Table 9 (Section 6.2) sets every design against every source-side attacker. Equation numbers are unchanged. The sections now follow the journal's article structure: Introduction (1, with the contributions and an outline), Related work (2, in thematic subsections with a comparison table and a figure), Threat model and design (3, which holds revision 7's Sections 3 to 5: the v1 baseline and its gaps, the threat model, the pipeline, the feedback loop, the destination policies, the capacity controls and the leakage estimates, as Sections 3.1 to 3.7), Methodology (4, revision 7's Section 6), Results (5, revision 7's Section 7), Discussion and limitations (6, with the lessons as 6.1, a comparison with the in-study benchmark designs and the nearest work as 6.2, and the limitations as 6.3) and Conclusions and future work (7); the run-in paragraph headings are numbered subsections, and the declarations, CRediT statement and data availability precede the references. Citations and the reference list use the journal's author-year style, and the manuscript is set in its two-column layout. This letter cites manuscript sections by the revision 8 numbering.</w:t>
+        <w:t xml:space="preserve"> To keep the body compact, revision 7's Table 3 (the study map) is now a supplementary map (results/study_map.md), cited in Section 4.3; supplementary Table S1 is unchanged. A comparison of related work is new Table 1 and a figure of the request path is new Figure 1, both in Section 2. Revision 7's Table 1 (the v1 assumptions) is now Algorithm 1 with the gaps listed in the text, revision 7's Table 2 (the twelve steps) is now Figure 4, a block diagram, and the threat model has its own figure, Figure 2. Revision 7's Tables 4 to 8 are therefore Tables 2 to 6, and revision 7's Table 9 is split into Tables 7 (pumper on shared blocks) and 8 (poisoner); the architecture of the implementation is new Figure 3 (Section 3.3) and the evaluation method is new Figure 5 (Section 4), so revision 7's Figures 1 and 2 are Figures 6 and 7, and revision 7's Figure 3 is split into Figures 8 to 10, one per panel. Algorithm 2 gives the v2 pipeline and its feedback loop as implemented (Section 3.3), Algorithm 3 gives one simulation run as the evaluation harness executes it (Section 4.2), and Table 9 (Section 6.2) sets every design against every source-side attacker. Equation numbers are unchanged. The sections now follow the journal's article structure: Introduction (1, with the contributions and an outline), Related work (2, in thematic subsections with a comparison table and a figure), Threat model and design (3, which holds revision 7's Sections 3 to 5: the v1 baseline and its gaps, the threat model, the pipeline, the feedback loop, the destination policies, the capacity controls and the leakage estimates, as Sections 3.1 to 3.7), Methodology (4, revision 7's Section 6), Results (5, revision 7's Section 7), Discussion and limitations (6, with the lessons as 6.1, a comparison with the in-study benchmark designs and the nearest work as 6.2, and the limitations as 6.3) and Conclusions and future work (7); the run-in paragraph headings are numbered subsections, and the declarations, CRediT statement and data availability precede the references. Citations and the reference list use the journal's author-year style, and the manuscript is set in its two-column layout. This letter cites manuscript sections by the revision 8 numbering.</w:t>
       </w:r>
     </w:p>
     <w:p>
@@ -2478,7 +2478,7 @@
         <w:t xml:space="preserve">Table order.</w:t>
       </w:r>
       <w:r>
-        <w:t xml:space="preserve"> The attacker-profile table (now Table 2) was a fixed-position float; it is now a top float like its neighbours. In the compiled PDF, Tables 1 to 9 appear in order on pages 5, 10, 11, 12, 12, 13, 14, 15 and 16, Figures 1 to 9 on pages 3, 7, 7, 10, 12, 13, 14, 15 and 15, and Algorithms 1 to 3 on pages 5, 8 and 10, each on the page of the paragraph that discusses it or the page after, which we checked page by page.</w:t>
+        <w:t xml:space="preserve"> The attacker-profile table (now Table 2) was a fixed-position float; it is now a top float like its neighbours. In the compiled PDF, Tables 1 to 9 appear in order on pages 5, 11, 12, 13, 13, 13, 14, 15 and 17, Figures 1 to 10 on pages 3, 6, 7, 8, 10, 13, 14, 15, 16 and 16, and Algorithms 1 to 3 on pages 5, 8 and 11, each on the page of the paragraph that discusses it or the page after, which we checked page by page.</w:t>
       </w:r>
     </w:p>
     <w:p>
@@ -2495,10 +2495,10 @@
           <w:b/>
           <w:bCs/>
         </w:rPr>
-        <w:t xml:space="preserve">Figures 7 to 9 (revision 7's Figure 3).</w:t>
-      </w:r>
-      <w:r>
-        <w:t xml:space="preserve"> The three panels are now three column-width figures, each set beside the paragraph that discusses it, drawn from the same data (text of 10 to 11 pt drawn, about 9 pt as printed). Measurements have filled markers and solid or dashed lines; the estimates (Equations 2, 3 and 4) have hollow markers and dotted or dash-dot lines. Each security figure has two legends, one for measurements ('mean over five seeds, 95 % interval') and one for estimates, and every axis label says when the scale is logarithmic; the text says so too ('its horizontal axis is logarithmic' for Figure 7, 'both axes are logarithmic' for Figures 8 and 9). The warm-start curve is kept.</w:t>
+        <w:t xml:space="preserve">Figures 8 to 10 (revision 7's Figure 3).</w:t>
+      </w:r>
+      <w:r>
+        <w:t xml:space="preserve"> The three panels are now three column-width figures, each set beside the paragraph that discusses it, drawn from the same data (text of 10 to 11 pt drawn, about 9 pt as printed). Measurements have filled markers and solid or dashed lines; the estimates (Equations 2, 3 and 4) have hollow markers and dotted or dash-dot lines. Each security figure has two legends, one for measurements ('mean over five seeds, 95 % interval') and one for estimates, and every axis label says when the scale is logarithmic; the text says so too ('its horizontal axis is logarithmic' for Figure 8, 'both axes are logarithmic' for Figures 9 and 10). The warm-start curve is kept.</w:t>
       </w:r>
     </w:p>
     <w:p>
@@ -2535,7 +2535,7 @@
           <w:b/>
           <w:bCs/>
         </w:rPr>
-        <w:t xml:space="preserve">Figure 5 (revision 7's Figure 1).</w:t>
+        <w:t xml:space="preserve">Figure 6 (revision 7's Figure 1).</w:t>
       </w:r>
       <w:r>
         <w:t xml:space="preserve"> The text that introduces the figure now says what the unlabelled points are: 'sequential settings matched to the default's false alarms at other credits (key: results/figure1_key.md)'. The new supplementary key lists every plotted setting with its completion, its summed leakage with interval and its roles in the selection. It names the auxiliary setting that changed in 2.9.0, T1000 cinf to T300 cinf, which is also identified in Section 4.3 (Q6).</w:t>
@@ -2558,7 +2558,7 @@
         <w:t xml:space="preserve">The boundary narrative.</w:t>
       </w:r>
       <w:r>
-        <w:t xml:space="preserve"> Tables 7 and 8 are now introduced and discussed before the boundary discussion, which has its own heading (Section 5.6.3). The boundary paragraph, including the 18/18 and 17/18 results, the near-tie qualification and the algebraic-crossing statement, starts on page 14 and runs onto page 15 with no float inside the text; the two tables, introduced on page 13, are set on pages 14 and 15, and Figures 7 to 9 are set beside the paragraphs that discuss them on pages 14 and 15. The adaptive-attacker results (E3), which followed in the same paragraph, are now a paragraph of their own.</w:t>
+        <w:t xml:space="preserve"> Tables 7 and 8 are now introduced and discussed before the boundary discussion, which has its own heading (Section 5.6.3). The boundary paragraph, including the 18/18 and 17/18 results, the near-tie qualification and the algebraic-crossing statement, is set on page 15 with no float inside the text; the two tables, introduced on page 14, are set on pages 14 and 15, and Figures 8 to 10 are set beside the paragraphs that discuss them on pages 15 and 16. The adaptive-attacker results (E3), which followed in the same paragraph, are now a paragraph of their own.</w:t>
       </w:r>
     </w:p>
     <w:p>
@@ -2578,7 +2578,7 @@
         <w:t xml:space="preserve">Captions.</w:t>
       </w:r>
       <w:r>
-        <w:t xml:space="preserve"> Every table and figure caption is now a short title. The descriptions that the items above require (intervals, units, reference conditions, the log-scale axes, the key to Figure 5 and the abbreviations used in the tables) are stated in the text where each table or figure is first discussed.</w:t>
+        <w:t xml:space="preserve"> Every table and figure caption is now a short title. The descriptions that the items above require (intervals, units, reference conditions, the log-scale axes, the key to Figure 6 and the abbreviations used in the tables) are stated in the text where each table or figure is first discussed.</w:t>
       </w:r>
     </w:p>
     <w:p>
@@ -2613,7 +2613,7 @@
         <w:t xml:space="preserve">Completed in the previous round, not repeated here:</w:t>
       </w:r>
       <w:r>
-        <w:t xml:space="preserve"> Figure 5's interval construction, Figure 6's description (now stated in the text), the attacker row of revision 7's Table 5 (now Table 3) and the cohort definitions of the attacked-service table. </w:t>
+        <w:t xml:space="preserve"> Figure 6's interval construction, Figure 7's description (now stated in the text), the attacker row of revision 7's Table 5 (now Table 3) and the cohort definitions of the attacked-service table. </w:t>
       </w:r>
       <w:r>
         <w:rPr>

--- a/paper/rebuttal_round8.docx
+++ b/paper/rebuttal_round8.docx
@@ -94,7 +94,7 @@
         <w:t xml:space="preserve">Manuscript.</w:t>
       </w:r>
       <w:r>
-        <w:t xml:space="preserve"> Revision 8 has 14,258 words from the title to the references inclusive (14,266 by a whitespace count) and 19 pages in the journal's two-column layout. Its scope, studies and claims are those of revision 7, and it has no highlights page. The abstract, introduction, related work and conclusions were rewritten to the structure of the journal's recent articles: the introduction now states the problem, the existing defenses, their documented limits, the two closest studies and the gap before the approach and contributions; the related work is organized by where each defense acts, with a comparison table (Table 1) and a figure of the request path (Figure 1); the research questions are stated as one question in three parts; the v1 baseline is given as Algorithm 1 with its gaps explained in the text, the threat model is expanded with Figure 2, and the architecture of the implementation is drawn as Figure 3, the twelve steps as a block diagram (Figure 4) and given as Algorithm 2 as implemented; the evaluation method is drawn as Figure 5 and one simulation run is given as Algorithm 3; the contributions are four short labelled statements; the operating-boundary figure is split into three figures set beside their paragraphs; Section 6.2 compares the design with the six benchmark designs run on the same traffic (Table 9) and with the nearest external work on what each needs and reports; the conclusions answer the questions in turn. Every work cited was read, no experiment was added, and no number or claim changed.</w:t>
+        <w:t xml:space="preserve"> Revision 8 has 14,300 words from the title to the references inclusive (14,307 by a whitespace count) and 19 pages in the journal's two-column layout. Its scope, studies and claims are those of revision 7, and it has no highlights page. The abstract, introduction, related work and conclusions were rewritten to the structure of the journal's recent articles: the introduction now states the problem, the existing defenses, their documented limits, the two closest studies and the gap before the approach and contributions; the related work is organized by where each defense acts, with a comparison table (Table 1) and a figure of the request path (Figure 1); the research questions are stated as one question in three parts; the v1 baseline is given as Algorithm 1 with its gaps explained in the text, the threat model is expanded with Figure 2, and the architecture of the implementation is drawn as Figure 3, the twelve steps as a block diagram (Figure 4) and given as Algorithm 2 as implemented; the evaluation method is drawn as Figure 5 and one simulation run is given as Algorithm 3; the contributions are four short labelled statements; the operating-boundary figure is split into three figures set beside their paragraphs; Section 6.2 compares the design with the six benchmark designs run on the same traffic (Table 9) and with the nearest external work on what each needs and reports; the conclusions answer the questions in turn. Every work cited was read, no experiment was added, and no number or claim changed.</w:t>
       </w:r>
     </w:p>
     <w:tbl>
@@ -2535,10 +2535,10 @@
           <w:b/>
           <w:bCs/>
         </w:rPr>
-        <w:t xml:space="preserve">Figure 6 (revision 7's Figure 1).</w:t>
-      </w:r>
-      <w:r>
-        <w:t xml:space="preserve"> The text that introduces the figure now says what the unlabelled points are: 'sequential settings matched to the default's false alarms at other credits (key: results/figure1_key.md)'. The new supplementary key lists every plotted setting with its completion, its summed leakage with interval and its roles in the selection. It names the auxiliary setting that changed in 2.9.0, T1000 cinf to T300 cinf, which is also identified in Section 4.3 (Q6).</w:t>
+        <w:t xml:space="preserve">Figures 6 and 7 (revision 7's Figures 1 and 2).</w:t>
+      </w:r>
+      <w:r>
+        <w:t xml:space="preserve"> Both figures now name every setting in plain words (its rule, threshold and credit, or its quota and window) and carry their legends and axis labels in the same words; Figure 7 groups its rows by carrier. The settings matched to the default's false alarms at other credits share one note in Figure 6, and the text says what they are (key: results/figure1_key.md). The new supplementary key lists every plotted setting with its completion, its summed leakage with interval and its roles in the selection. It names the auxiliary setting that changed in 2.9.0, T1000 cinf to T300 cinf, which is also identified in Section 4.3 (Q6).</w:t>
       </w:r>
     </w:p>
     <w:p>

--- a/paper/rebuttal_round8.docx
+++ b/paper/rebuttal_round8.docx
@@ -94,7 +94,7 @@
         <w:t xml:space="preserve">Manuscript.</w:t>
       </w:r>
       <w:r>
-        <w:t xml:space="preserve"> Revision 8 has 14,300 words from the title to the references inclusive (14,307 by a whitespace count) and 19 pages in the journal's two-column layout. Its scope, studies and claims are those of revision 7, and it has no highlights page. The abstract, introduction, related work and conclusions were rewritten to the structure of the journal's recent articles: the introduction now states the problem, the existing defenses, their documented limits, the two closest studies and the gap before the approach and contributions; the related work is organized by where each defense acts, with a comparison table (Table 1) and a figure of the request path (Figure 1); the research questions are stated as one question in three parts; the v1 baseline is given as Algorithm 1 with its gaps explained in the text, the threat model is expanded with Figure 2, and the architecture of the implementation is drawn as Figure 3, the twelve steps as a block diagram (Figure 4) and given as Algorithm 2 as implemented; the evaluation method is drawn as Figure 5 and one simulation run is given as Algorithm 3; the contributions are four short labelled statements; the operating-boundary figure is split into three figures set beside their paragraphs; Section 6.2 compares the design with the six benchmark designs run on the same traffic (Table 9) and with the nearest external work on what each needs and reports; the conclusions answer the questions in turn. Every work cited was read, no experiment was added, and no number or claim changed.</w:t>
+        <w:t xml:space="preserve"> Revision 8 has 14,822 words from the title to the references inclusive (14,828 by a whitespace count) and 19 pages in the journal's two-column layout. Its scope, studies and claims are those of revision 7, and it has no highlights page. The abstract, introduction, related work and conclusions were rewritten to the structure of the journal's recent articles: the introduction now states the problem, the existing defenses, their documented limits, the two closest studies and the gap before the approach and contributions; the related work is organized by where each defense acts, with a comparison table (Table 1) and a figure of the request path (Figure 1); the research questions are stated as one question in three parts; the v1 baseline is given as Algorithm 1 with its gaps explained in the text, the threat model is expanded with Figure 2, and the architecture of the implementation is drawn as Figure 3, the twelve steps as a block diagram (Figure 4) and given as Algorithm 2 as implemented; the evaluation method is drawn as Figure 5 and one simulation run is given as Algorithm 3; Figures 1 to 5 are drawn in one coloured style with a line of text per element, and what each element means is explained in the text where the figure is cited rather than inside the figure; the contributions are four short labelled statements; the operating-boundary figure is split into three figures set beside their paragraphs; Section 6.2 compares the design with the six benchmark designs run on the same traffic (Table 9) and with the nearest external work on what each needs and reports; the conclusions answer the questions in turn. Every work cited was read, no experiment was added, and no number or claim changed.</w:t>
       </w:r>
     </w:p>
     <w:tbl>
@@ -492,7 +492,7 @@
                 <w:sz w:val="18"/>
                 <w:szCs w:val="18"/>
               </w:rPr>
-              <w:t xml:space="preserve">Floats, Figure 8, Tables 7 and 8 and the Figure 6 key are done (Section 6 of this letter). The incident material is removed (M10). Reference 23 cites the immutable commit, the affiliation is complete and the tags are public; the release is published with the resubmission.</w:t>
+              <w:t xml:space="preserve">Floats, Figure 8, Tables 7 and 8 and the Figure 6 key are done (Section 6 of this letter); Figures 1 to 5 are redrawn without text-dense boxes, their detail moved to the text. The incident material is removed (M10). Reference 23 cites the immutable commit, the affiliation is complete and the tags are public; the release is published with the resubmission.</w:t>
             </w:r>
           </w:p>
         </w:tc>
@@ -2478,7 +2478,7 @@
         <w:t xml:space="preserve">Table order.</w:t>
       </w:r>
       <w:r>
-        <w:t xml:space="preserve"> The attacker-profile table (now Table 2) was a fixed-position float; it is now a top float like its neighbours. In the compiled PDF, Tables 1 to 9 appear in order on pages 5, 11, 12, 13, 13, 13, 14, 15 and 17, Figures 1 to 10 on pages 3, 6, 7, 8, 10, 13, 14, 15, 16 and 16, and Algorithms 1 to 3 on pages 5, 8 and 11, each on the page of the paragraph that discusses it or the page after, which we checked page by page.</w:t>
+        <w:t xml:space="preserve"> The attacker-profile table (now Table 2) was a fixed-position float; it is now a top float like its neighbours. In the compiled PDF, Tables 1 to 9 appear in order on pages 5, 11, 12, 13, 13, 14, 15, 15 and 17, Figures 1 to 10 on pages 3, 6, 7, 8, 10, 13, 14, 15, 16 and 16, and Algorithms 1 to 3 on pages 6, 9 and 11, each on the page of the paragraph that discusses it or the page after, which we checked page by page.</w:t>
       </w:r>
     </w:p>
     <w:p>
@@ -2558,7 +2558,7 @@
         <w:t xml:space="preserve">The boundary narrative.</w:t>
       </w:r>
       <w:r>
-        <w:t xml:space="preserve"> Tables 7 and 8 are now introduced and discussed before the boundary discussion, which has its own heading (Section 5.6.3). The boundary paragraph, including the 18/18 and 17/18 results, the near-tie qualification and the algebraic-crossing statement, is set on page 15 with no float inside the text; the two tables, introduced on page 14, are set on pages 14 and 15, and Figures 8 to 10 are set beside the paragraphs that discuss them on pages 15 and 16. The adaptive-attacker results (E3), which followed in the same paragraph, are now a paragraph of their own.</w:t>
+        <w:t xml:space="preserve"> Tables 7 and 8 are now introduced and discussed before the boundary discussion, which has its own heading (Section 5.6.3). The boundary paragraph, including the 18/18 and 17/18 results, the near-tie qualification and the algebraic-crossing statement, starts on page 14 and runs onto page 15 with no float inside the text; the two tables, introduced on page 14, are set on page 15, and Figures 8 to 10 are set beside the paragraphs that discuss them on pages 15 and 16. The adaptive-attacker results (E3), which followed in the same paragraph, are now a paragraph of their own.</w:t>
       </w:r>
     </w:p>
     <w:p>

--- a/paper/rebuttal_round8.docx
+++ b/paper/rebuttal_round8.docx
@@ -94,7 +94,7 @@
         <w:t xml:space="preserve">Manuscript.</w:t>
       </w:r>
       <w:r>
-        <w:t xml:space="preserve"> Revision 8 has 14,822 words from the title to the references inclusive (14,828 by a whitespace count) and 19 pages in the journal's two-column layout. Its scope, studies and claims are those of revision 7, and it has no highlights page. The abstract, introduction, related work and conclusions were rewritten to the structure of the journal's recent articles: the introduction now states the problem, the existing defenses, their documented limits, the two closest studies and the gap before the approach and contributions; the related work is organized by where each defense acts, with a comparison table (Table 1) and a figure of the request path (Figure 1); the research questions are stated as one question in three parts; the v1 baseline is given as Algorithm 1 with its gaps explained in the text, the threat model is expanded with Figure 2, and the architecture of the implementation is drawn as Figure 3, the twelve steps as a block diagram (Figure 4) and given as Algorithm 2 as implemented; the evaluation method is drawn as Figure 5 and one simulation run is given as Algorithm 3; Figures 1 to 5 are drawn in one coloured style with a line of text per element, and what each element means is explained in the text where the figure is cited rather than inside the figure; the contributions are four short labelled statements; the operating-boundary figure is split into three figures set beside their paragraphs; Section 6.2 compares the design with the six benchmark designs run on the same traffic (Table 9) and with the nearest external work on what each needs and reports; the conclusions answer the questions in turn. Every work cited was read, no experiment was added, and no number or claim changed.</w:t>
+        <w:t xml:space="preserve"> Revision 8 has 14,921 words from the title to the references inclusive (14,931 by a whitespace count) and 19 pages in the journal's two-column layout. Its scope, studies and claims are those of revision 7, and it has no highlights page. The abstract, introduction, related work and conclusions were rewritten to the structure of the journal's recent articles: the introduction now states the problem, the existing defenses, their documented limits, the two closest studies and the gap before the approach and contributions; the related work is organized by where each defense acts, with a comparison table (Table 1) and a figure of the request path (Figure 1); the research questions are stated as one question in three parts; the v1 baseline is given as Algorithm 1 with its gaps explained in the text, the threat model is expanded with Figure 2, and the architecture of the implementation is drawn as Figure 3, the twelve steps as a block diagram (Figure 4) and given as Algorithm 2 as implemented; the evaluation method is drawn as Figure 5 and one simulation run is given as Algorithm 3; Figures 1 to 5 are the author's own drawings, with a word or two per element, and the paragraph before each figure explains what it shows; the contributions are four short labelled statements; the operating-boundary figure is split into three figures set beside their paragraphs; Section 6.2 compares the design with the six benchmark designs run on the same traffic (Table 9) and with the nearest external work on what each needs and reports; the conclusions answer the questions in turn. Every work cited was read, no experiment was added, and no number or claim changed.</w:t>
       </w:r>
     </w:p>
     <w:tbl>
@@ -492,7 +492,7 @@
                 <w:sz w:val="18"/>
                 <w:szCs w:val="18"/>
               </w:rPr>
-              <w:t xml:space="preserve">Floats, Figure 8, Tables 7 and 8 and the Figure 6 key are done (Section 6 of this letter); Figures 1 to 5 are redrawn without text-dense boxes, their detail moved to the text. The incident material is removed (M10). Reference 23 cites the immutable commit, the affiliation is complete and the tags are public; the release is published with the resubmission.</w:t>
+              <w:t xml:space="preserve">Floats, Figure 8, Tables 7 and 8 and the Figure 6 key are done (Section 6 of this letter); Figures 1 to 5 are redrawn as simple pictures, their detail moved to the text, and every caption is one short sentence. The incident material is removed (M10). Reference 23 cites the immutable commit, the affiliation is complete and the tags are public; the release is published with the resubmission.</w:t>
             </w:r>
           </w:p>
         </w:tc>
@@ -2478,7 +2478,7 @@
         <w:t xml:space="preserve">Table order.</w:t>
       </w:r>
       <w:r>
-        <w:t xml:space="preserve"> The attacker-profile table (now Table 2) was a fixed-position float; it is now a top float like its neighbours. In the compiled PDF, Tables 1 to 9 appear in order on pages 5, 11, 12, 13, 13, 14, 15, 15 and 17, Figures 1 to 10 on pages 3, 6, 7, 8, 10, 13, 14, 15, 16 and 16, and Algorithms 1 to 3 on pages 6, 9 and 11, each on the page of the paragraph that discusses it or the page after, which we checked page by page.</w:t>
+        <w:t xml:space="preserve"> The attacker-profile table (now Table 2) was a fixed-position float; it is now a top float like its neighbours. In the compiled PDF, Tables 1 to 9 appear in order on pages 5, 11, 12, 13, 13, 14, 15, 15 and 17, Figures 1 to 10 on pages 3, 6, 7, 8, 11, 13, 14, 15, 16 and 16, and Algorithms 1 to 3 on pages 6, 9 and 11, each on the page of the paragraph that discusses it or the page after, which we checked page by page.</w:t>
       </w:r>
     </w:p>
     <w:p>
@@ -2578,7 +2578,7 @@
         <w:t xml:space="preserve">Captions.</w:t>
       </w:r>
       <w:r>
-        <w:t xml:space="preserve"> Every table and figure caption is now a short title. The descriptions that the items above require (intervals, units, reference conditions, the log-scale axes, the key to Figure 6 and the abbreviations used in the tables) are stated in the text where each table or figure is first discussed.</w:t>
+        <w:t xml:space="preserve"> Every table, figure and algorithm caption is now one short plain sentence. The descriptions that the items above require (intervals, units, reference conditions, the log-scale axes, the key to Figure 6 and the abbreviations used in the tables) are stated in the text where each table or figure is first discussed.</w:t>
       </w:r>
     </w:p>
     <w:p>
